--- a/application/diversity statement.docx
+++ b/application/diversity statement.docx
@@ -7,10 +7,8 @@
         <w:spacing w:before="240" w:after="240"/>
         <w:rPr>
           <w:rFonts w:ascii="Times New Roman" w:eastAsia="Times New Roman" w:hAnsi="Times New Roman" w:cs="Times New Roman"/>
-          <w:color w:val="333333"/>
-          <w:sz w:val="24"/>
-          <w:szCs w:val="24"/>
-          <w:highlight w:val="white"/>
+          <w:sz w:val="24"/>
+          <w:szCs w:val="24"/>
         </w:rPr>
       </w:pPr>
       <w:bookmarkStart w:id="0" w:name="_GoBack"/>
@@ -18,42 +16,34 @@
       <w:r>
         <w:rPr>
           <w:rFonts w:ascii="Times New Roman" w:eastAsia="Times New Roman" w:hAnsi="Times New Roman" w:cs="Times New Roman"/>
-          <w:color w:val="333333"/>
-          <w:sz w:val="24"/>
-          <w:szCs w:val="24"/>
-          <w:highlight w:val="white"/>
-        </w:rPr>
-        <w:t>As a teaching assistant and a guest lecturer in methodological classes, I have had rewarding experiences in preparing class materials and interacting with students. When I was a teaching assistant for the ‘Advanced Epidemiologic Methods’ class as a graduat</w:t>
-      </w:r>
-      <w:r>
-        <w:rPr>
-          <w:rFonts w:ascii="Times New Roman" w:eastAsia="Times New Roman" w:hAnsi="Times New Roman" w:cs="Times New Roman"/>
-          <w:color w:val="333333"/>
-          <w:sz w:val="24"/>
-          <w:szCs w:val="24"/>
-          <w:highlight w:val="white"/>
-        </w:rPr>
-        <w:t>e student, the class was adding new material, and I struggled to find the best way to help students prepare for the midterm exam. In addition to a GitHub repository I set up for the class to organize the scripts created by the professors for the class, I a</w:t>
-      </w:r>
-      <w:r>
-        <w:rPr>
-          <w:rFonts w:ascii="Times New Roman" w:eastAsia="Times New Roman" w:hAnsi="Times New Roman" w:cs="Times New Roman"/>
-          <w:color w:val="333333"/>
-          <w:sz w:val="24"/>
-          <w:szCs w:val="24"/>
-          <w:highlight w:val="white"/>
-        </w:rPr>
-        <w:t>lso created a review study sheet based on the course content and customized it for the exam. I was unsure if these efforts were worthwhile, but the positive feedback that I received from students following these two efforts, including one comment from a st</w:t>
-      </w:r>
-      <w:r>
-        <w:rPr>
-          <w:rFonts w:ascii="Times New Roman" w:eastAsia="Times New Roman" w:hAnsi="Times New Roman" w:cs="Times New Roman"/>
-          <w:color w:val="333333"/>
-          <w:sz w:val="24"/>
-          <w:szCs w:val="24"/>
-          <w:highlight w:val="white"/>
-        </w:rPr>
-        <w:t>udent that she would be using the review summary in her future research, became a rewarding experience for me in a teaching role.</w:t>
+          <w:sz w:val="24"/>
+          <w:szCs w:val="24"/>
+        </w:rPr>
+        <w:t>In reading about the three service areas present in the George Mason Center for Culture, Equity, and Empowerment, I also recognize student diversity at GMU is supported and celebrated. Although my identity does not include those diverse groups of students,</w:t>
+      </w:r>
+      <w:r>
+        <w:rPr>
+          <w:rFonts w:ascii="Times New Roman" w:eastAsia="Times New Roman" w:hAnsi="Times New Roman" w:cs="Times New Roman"/>
+          <w:sz w:val="24"/>
+          <w:szCs w:val="24"/>
+        </w:rPr>
+        <w:t xml:space="preserve"> I understand, value and support how important it is to maintain core academic values that support the success of these groups that face unique challenges. Diversity for me embodies those groups supported at the Center, including undocumented and first gen</w:t>
+      </w:r>
+      <w:r>
+        <w:rPr>
+          <w:rFonts w:ascii="Times New Roman" w:eastAsia="Times New Roman" w:hAnsi="Times New Roman" w:cs="Times New Roman"/>
+          <w:sz w:val="24"/>
+          <w:szCs w:val="24"/>
+        </w:rPr>
+        <w:t>eration students, communities of color that are historically underserved, and LGBTQ groups of students. In addition to the action of respecting, supporting, and fostering diversity, the result of these actions also strengthens the university through a cohe</w:t>
+      </w:r>
+      <w:r>
+        <w:rPr>
+          <w:rFonts w:ascii="Times New Roman" w:eastAsia="Times New Roman" w:hAnsi="Times New Roman" w:cs="Times New Roman"/>
+          <w:sz w:val="24"/>
+          <w:szCs w:val="24"/>
+        </w:rPr>
+        <w:t>sive atmosphere.</w:t>
       </w:r>
     </w:p>
     <w:p>
@@ -61,51 +51,41 @@
         <w:spacing w:before="240" w:after="240"/>
         <w:rPr>
           <w:rFonts w:ascii="Times New Roman" w:eastAsia="Times New Roman" w:hAnsi="Times New Roman" w:cs="Times New Roman"/>
-          <w:color w:val="333333"/>
-          <w:sz w:val="24"/>
-          <w:szCs w:val="24"/>
-          <w:highlight w:val="white"/>
+          <w:sz w:val="24"/>
+          <w:szCs w:val="24"/>
         </w:rPr>
       </w:pPr>
       <w:r>
         <w:rPr>
           <w:rFonts w:ascii="Times New Roman" w:eastAsia="Times New Roman" w:hAnsi="Times New Roman" w:cs="Times New Roman"/>
-          <w:color w:val="333333"/>
-          <w:sz w:val="24"/>
-          <w:szCs w:val="24"/>
-          <w:highlight w:val="white"/>
-        </w:rPr>
-        <w:t>As a postdoctoral fellow at the National Institute of Environmental Health Sciences (NIEHS), I have had opportunities to bolst</w:t>
-      </w:r>
-      <w:r>
-        <w:rPr>
-          <w:rFonts w:ascii="Times New Roman" w:eastAsia="Times New Roman" w:hAnsi="Times New Roman" w:cs="Times New Roman"/>
-          <w:color w:val="333333"/>
-          <w:sz w:val="24"/>
-          <w:szCs w:val="24"/>
-          <w:highlight w:val="white"/>
-        </w:rPr>
-        <w:t>er my teaching experience. In January 2020, I was a guest instructor for the short course titled, ‘Introduction to Statistics and Experimental Design’, offered by the Biostatistics and Computational Biology Branch. In this short course, I was able to inter</w:t>
-      </w:r>
-      <w:r>
-        <w:rPr>
-          <w:rFonts w:ascii="Times New Roman" w:eastAsia="Times New Roman" w:hAnsi="Times New Roman" w:cs="Times New Roman"/>
-          <w:color w:val="333333"/>
-          <w:sz w:val="24"/>
-          <w:szCs w:val="24"/>
-          <w:highlight w:val="white"/>
-        </w:rPr>
-        <w:t>act with a small group of scientists interested in learning more about statistics and share how it can be applied in their own work. I also had the opportunity to learn how to enhance my teaching abilities and the learning experience of students through th</w:t>
-      </w:r>
-      <w:r>
-        <w:rPr>
-          <w:rFonts w:ascii="Times New Roman" w:eastAsia="Times New Roman" w:hAnsi="Times New Roman" w:cs="Times New Roman"/>
-          <w:color w:val="333333"/>
-          <w:sz w:val="24"/>
-          <w:szCs w:val="24"/>
-          <w:highlight w:val="white"/>
-        </w:rPr>
-        <w:t>e ‘Scientists Teaching Science’ online class offered at NIEHS in 2019. In this 9 week class, I learned about topics including different teaching styles, how to increase inclusivity, and syllabus design.</w:t>
+          <w:sz w:val="24"/>
+          <w:szCs w:val="24"/>
+        </w:rPr>
+        <w:t xml:space="preserve">In my work as a biostatistician, I worked with visiting international scholars from Mexico, Brazil, Peurto Rico, and Ethiopia at the University of North Carolina, Chapel Hill, Department of Psychiatry. My role was to collaborate with them </w:t>
+      </w:r>
+      <w:r>
+        <w:rPr>
+          <w:rFonts w:ascii="Times New Roman" w:eastAsia="Times New Roman" w:hAnsi="Times New Roman" w:cs="Times New Roman"/>
+          <w:sz w:val="24"/>
+          <w:szCs w:val="24"/>
+        </w:rPr>
+        <w:t>in manuscript development to structure analyses that matched their hypotheses, analyze their data, and present results in peer-reviewed journals. As a researcher working in this environment, I was also able to learn from these researchers about the differe</w:t>
+      </w:r>
+      <w:r>
+        <w:rPr>
+          <w:rFonts w:ascii="Times New Roman" w:eastAsia="Times New Roman" w:hAnsi="Times New Roman" w:cs="Times New Roman"/>
+          <w:sz w:val="24"/>
+          <w:szCs w:val="24"/>
+        </w:rPr>
+        <w:t>nt cultural aspects of their work with eating disorder research that were not evident to me prior to joining the Center of Excellence for Eating Disorders. For example, in following a researcher’s work in the Center I learned that diagnoses of eating disor</w:t>
+      </w:r>
+      <w:r>
+        <w:rPr>
+          <w:rFonts w:ascii="Times New Roman" w:eastAsia="Times New Roman" w:hAnsi="Times New Roman" w:cs="Times New Roman"/>
+          <w:sz w:val="24"/>
+          <w:szCs w:val="24"/>
+        </w:rPr>
+        <w:t>ders in a Hispanic/Latino population are not directly translated from the original criteria developed in European groups and require an understanding of differences across populations such as language differences.</w:t>
       </w:r>
     </w:p>
     <w:p>
@@ -113,41 +93,49 @@
         <w:spacing w:before="240" w:after="240"/>
         <w:rPr>
           <w:rFonts w:ascii="Times New Roman" w:eastAsia="Times New Roman" w:hAnsi="Times New Roman" w:cs="Times New Roman"/>
-          <w:color w:val="333333"/>
-          <w:sz w:val="24"/>
-          <w:szCs w:val="24"/>
-          <w:highlight w:val="white"/>
+          <w:sz w:val="24"/>
+          <w:szCs w:val="24"/>
         </w:rPr>
       </w:pPr>
       <w:r>
         <w:rPr>
           <w:rFonts w:ascii="Times New Roman" w:eastAsia="Times New Roman" w:hAnsi="Times New Roman" w:cs="Times New Roman"/>
-          <w:color w:val="333333"/>
-          <w:sz w:val="24"/>
-          <w:szCs w:val="24"/>
-          <w:highlight w:val="white"/>
-        </w:rPr>
-        <w:t>In the context of statistics in public health researc</w:t>
-      </w:r>
-      <w:r>
-        <w:rPr>
-          <w:rFonts w:ascii="Times New Roman" w:eastAsia="Times New Roman" w:hAnsi="Times New Roman" w:cs="Times New Roman"/>
-          <w:color w:val="333333"/>
-          <w:sz w:val="24"/>
-          <w:szCs w:val="24"/>
-          <w:highlight w:val="white"/>
-        </w:rPr>
-        <w:t>h, my overarching goal for students as a teacher is to develop skills necessary to independently conduct substantive research in the field. One approach to develop these skills could be to present CDC case studies in the context of pressing public health p</w:t>
-      </w:r>
-      <w:r>
-        <w:rPr>
-          <w:rFonts w:ascii="Times New Roman" w:eastAsia="Times New Roman" w:hAnsi="Times New Roman" w:cs="Times New Roman"/>
-          <w:color w:val="333333"/>
-          <w:sz w:val="24"/>
-          <w:szCs w:val="24"/>
-          <w:highlight w:val="white"/>
-        </w:rPr>
-        <w:t>roblems including the most common disease outcomes such as chronic disease, cancer and infectious disease.</w:t>
+          <w:sz w:val="24"/>
+          <w:szCs w:val="24"/>
+        </w:rPr>
+        <w:t>In my doctoral studies I spent several yea</w:t>
+      </w:r>
+      <w:r>
+        <w:rPr>
+          <w:rFonts w:ascii="Times New Roman" w:eastAsia="Times New Roman" w:hAnsi="Times New Roman" w:cs="Times New Roman"/>
+          <w:sz w:val="24"/>
+          <w:szCs w:val="24"/>
+        </w:rPr>
+        <w:t>rs working with data derived from a Chilean infancy cohort recruited from low- to middle-income neighborhoods. In collaborating with the international investigators of this study, I developed a better understanding of economic development in Chile affectin</w:t>
+      </w:r>
+      <w:r>
+        <w:rPr>
+          <w:rFonts w:ascii="Times New Roman" w:eastAsia="Times New Roman" w:hAnsi="Times New Roman" w:cs="Times New Roman"/>
+          <w:sz w:val="24"/>
+          <w:szCs w:val="24"/>
+        </w:rPr>
+        <w:t>g public health during the time of participant recruitment in the 1990s. The shift started prior to the recruitment period and dovetailed with Western dietary and lifestyle characteristics, which shaped the health of the population I studied and informed t</w:t>
+      </w:r>
+      <w:r>
+        <w:rPr>
+          <w:rFonts w:ascii="Times New Roman" w:eastAsia="Times New Roman" w:hAnsi="Times New Roman" w:cs="Times New Roman"/>
+          <w:sz w:val="24"/>
+          <w:szCs w:val="24"/>
+        </w:rPr>
+        <w:t>he first aim of my dissertation: “Sociodemographic predictors of early postnatal growth: Evidence from a Chilean infancy cohort.” Similar to my work at a biostatistician, my work with diverse groups enriched my research and understanding of burdens faced b</w:t>
+      </w:r>
+      <w:r>
+        <w:rPr>
+          <w:rFonts w:ascii="Times New Roman" w:eastAsia="Times New Roman" w:hAnsi="Times New Roman" w:cs="Times New Roman"/>
+          <w:sz w:val="24"/>
+          <w:szCs w:val="24"/>
+        </w:rPr>
+        <w:t>y underserved groups.</w:t>
       </w:r>
     </w:p>
     <w:p>
@@ -155,403 +143,73 @@
         <w:spacing w:before="240" w:after="240"/>
         <w:rPr>
           <w:rFonts w:ascii="Times New Roman" w:eastAsia="Times New Roman" w:hAnsi="Times New Roman" w:cs="Times New Roman"/>
-          <w:color w:val="333333"/>
-          <w:sz w:val="24"/>
-          <w:szCs w:val="24"/>
-          <w:highlight w:val="white"/>
+          <w:sz w:val="24"/>
+          <w:szCs w:val="24"/>
         </w:rPr>
       </w:pPr>
       <w:r>
         <w:rPr>
           <w:rFonts w:ascii="Times New Roman" w:eastAsia="Times New Roman" w:hAnsi="Times New Roman" w:cs="Times New Roman"/>
-          <w:color w:val="333333"/>
-          <w:sz w:val="24"/>
-          <w:szCs w:val="24"/>
-          <w:highlight w:val="white"/>
-        </w:rPr>
-        <w:t xml:space="preserve">One example of a teaching strategy to lead students towards a class goal -- such as establishing a research question in public health in the context </w:t>
-      </w:r>
-      <w:r>
-        <w:rPr>
-          <w:rFonts w:ascii="Times New Roman" w:eastAsia="Times New Roman" w:hAnsi="Times New Roman" w:cs="Times New Roman"/>
-          <w:color w:val="333333"/>
-          <w:sz w:val="24"/>
-          <w:szCs w:val="24"/>
-          <w:highlight w:val="white"/>
-        </w:rPr>
-        <w:t>of quantitative analysis -- would be to use a combination of lecture and active learning techniques such as small group discussions because these techniques can promote student retention and performance (1,2). For example, to plan a class focusing on racia</w:t>
-      </w:r>
-      <w:r>
-        <w:rPr>
-          <w:rFonts w:ascii="Times New Roman" w:eastAsia="Times New Roman" w:hAnsi="Times New Roman" w:cs="Times New Roman"/>
-          <w:color w:val="333333"/>
-          <w:sz w:val="24"/>
-          <w:szCs w:val="24"/>
-          <w:highlight w:val="white"/>
-        </w:rPr>
-        <w:t>l and ethnic disparities that influence public health outcomes, I could lead the class with a short video focusing on racial and ethnic disparities that result in adverse health outcomes, such as mortality due to COVID-19. Next, I would plan a short lectur</w:t>
-      </w:r>
-      <w:r>
-        <w:rPr>
-          <w:rFonts w:ascii="Times New Roman" w:eastAsia="Times New Roman" w:hAnsi="Times New Roman" w:cs="Times New Roman"/>
-          <w:color w:val="333333"/>
-          <w:sz w:val="24"/>
-          <w:szCs w:val="24"/>
-          <w:highlight w:val="white"/>
-        </w:rPr>
-        <w:t>e outlining two different analytic approaches to measuring the associations between disparities and the outcome. Following this lecture, I would ask small groups to plan an analysis using one of the approaches outlined in the lecture. Near the end of the c</w:t>
-      </w:r>
-      <w:r>
-        <w:rPr>
-          <w:rFonts w:ascii="Times New Roman" w:eastAsia="Times New Roman" w:hAnsi="Times New Roman" w:cs="Times New Roman"/>
-          <w:color w:val="333333"/>
-          <w:sz w:val="24"/>
-          <w:szCs w:val="24"/>
-          <w:highlight w:val="white"/>
-        </w:rPr>
-        <w:t xml:space="preserve">lass, we would reconvene and discuss as a class the merits of different approaches selected by the groups. I would have this teaching approach follow a well defined set of course objectives as defined through Bloom’s taxonomy (3). My </w:t>
-      </w:r>
-      <w:r>
-        <w:rPr>
-          <w:rFonts w:ascii="Times New Roman" w:eastAsia="Times New Roman" w:hAnsi="Times New Roman" w:cs="Times New Roman"/>
-          <w:color w:val="333333"/>
-          <w:sz w:val="24"/>
-          <w:szCs w:val="24"/>
-          <w:highlight w:val="white"/>
-        </w:rPr>
-        <w:lastRenderedPageBreak/>
-        <w:t>overall teaching goals</w:t>
-      </w:r>
-      <w:r>
-        <w:rPr>
-          <w:rFonts w:ascii="Times New Roman" w:eastAsia="Times New Roman" w:hAnsi="Times New Roman" w:cs="Times New Roman"/>
-          <w:color w:val="333333"/>
-          <w:sz w:val="24"/>
-          <w:szCs w:val="24"/>
-          <w:highlight w:val="white"/>
-        </w:rPr>
-        <w:t xml:space="preserve"> for the class would progress from the foundational levels of knowledge and comprehension to a final expectation of demonstrated analytic and synthesis abilities.</w:t>
+          <w:sz w:val="24"/>
+          <w:szCs w:val="24"/>
+        </w:rPr>
+        <w:t>In these roles of volunteer, biostatistician, and epidemiology doctoral student, I was able to develop a better understanding of perspectives and cultural aspects outside of my own range of understanding. These experiences also reinfo</w:t>
+      </w:r>
+      <w:r>
+        <w:rPr>
+          <w:rFonts w:ascii="Times New Roman" w:eastAsia="Times New Roman" w:hAnsi="Times New Roman" w:cs="Times New Roman"/>
+          <w:sz w:val="24"/>
+          <w:szCs w:val="24"/>
+        </w:rPr>
+        <w:t>rced the value of broadening my perspectives, in this case strengthening my development as a researcher by expanding my understanding of problems and burdens faced by diverse groups. In a sense I was mentored more by the people I mentioned above than the o</w:t>
+      </w:r>
+      <w:r>
+        <w:rPr>
+          <w:rFonts w:ascii="Times New Roman" w:eastAsia="Times New Roman" w:hAnsi="Times New Roman" w:cs="Times New Roman"/>
+          <w:sz w:val="24"/>
+          <w:szCs w:val="24"/>
+        </w:rPr>
+        <w:t>pposite, and I would be thrilled to be able to function in a role helping the professional development of students as they strengthen their advanced methodological skills and further their research careers.</w:t>
       </w:r>
     </w:p>
     <w:p>
       <w:pPr>
         <w:spacing w:before="240" w:after="240"/>
-        <w:rPr>
-          <w:rFonts w:ascii="Times New Roman" w:eastAsia="Times New Roman" w:hAnsi="Times New Roman" w:cs="Times New Roman"/>
-          <w:color w:val="333333"/>
-          <w:sz w:val="24"/>
-          <w:szCs w:val="24"/>
-          <w:highlight w:val="white"/>
-        </w:rPr>
       </w:pPr>
       <w:r>
         <w:rPr>
           <w:rFonts w:ascii="Times New Roman" w:eastAsia="Times New Roman" w:hAnsi="Times New Roman" w:cs="Times New Roman"/>
-          <w:color w:val="333333"/>
-          <w:sz w:val="24"/>
-          <w:szCs w:val="24"/>
-          <w:highlight w:val="white"/>
-        </w:rPr>
-        <w:t>As a professor, I plan on using GitHub Classroom (https://classroom.github.com/) given my ext</w:t>
-      </w:r>
-      <w:r>
-        <w:rPr>
-          <w:rFonts w:ascii="Times New Roman" w:eastAsia="Times New Roman" w:hAnsi="Times New Roman" w:cs="Times New Roman"/>
-          <w:color w:val="333333"/>
-          <w:sz w:val="24"/>
-          <w:szCs w:val="24"/>
-          <w:highlight w:val="white"/>
-        </w:rPr>
-        <w:t>ensive experience with GitHub, a source code management resource that I use on a regular basis in my research. This resource would enable me to distribute, evaluate, and collect homework for classes on statistical methods and advanced epidemiological conce</w:t>
-      </w:r>
-      <w:r>
-        <w:rPr>
-          <w:rFonts w:ascii="Times New Roman" w:eastAsia="Times New Roman" w:hAnsi="Times New Roman" w:cs="Times New Roman"/>
-          <w:color w:val="333333"/>
-          <w:sz w:val="24"/>
-          <w:szCs w:val="24"/>
-          <w:highlight w:val="white"/>
-        </w:rPr>
-        <w:t>pts. I would also use this resource to enable collaboration and promote scientific reproducibility, an interest of mine and another possible short course I could teach. Furthermore, this technology would be an asset when teaching online classes.</w:t>
+          <w:sz w:val="24"/>
+          <w:szCs w:val="24"/>
+        </w:rPr>
+        <w:lastRenderedPageBreak/>
+        <w:t xml:space="preserve">As a professor teaching biostatistics within the </w:t>
+      </w:r>
+      <w:r>
+        <w:rPr>
+          <w:rFonts w:ascii="Times New Roman" w:eastAsia="Times New Roman" w:hAnsi="Times New Roman" w:cs="Times New Roman"/>
+          <w:sz w:val="24"/>
+          <w:szCs w:val="24"/>
+        </w:rPr>
+        <w:t xml:space="preserve">CHHS, I anticipate working in several capacities when serving one of the most diverse student bodies in the country at George Mason University. Efforts within the classroom can span syllabus wording that includes a diversity statement to a focus on health </w:t>
+      </w:r>
+      <w:r>
+        <w:rPr>
+          <w:rFonts w:ascii="Times New Roman" w:eastAsia="Times New Roman" w:hAnsi="Times New Roman" w:cs="Times New Roman"/>
+          <w:sz w:val="24"/>
+          <w:szCs w:val="24"/>
+        </w:rPr>
+        <w:t>disparities, signaling an inclusive atmosphere. Outside of the classroom, activities can include mentoring students through manuscript writing and grant development activities as well as outreach activities in underserved populations promoting public healt</w:t>
+      </w:r>
+      <w:r>
+        <w:rPr>
+          <w:rFonts w:ascii="Times New Roman" w:eastAsia="Times New Roman" w:hAnsi="Times New Roman" w:cs="Times New Roman"/>
+          <w:sz w:val="24"/>
+          <w:szCs w:val="24"/>
+        </w:rPr>
+        <w:t>h research. To bolster these activities, I would seek the support of the diversity initiative resources available at GMU for faculty.</w:t>
       </w:r>
     </w:p>
-    <w:p>
-      <w:pPr>
-        <w:spacing w:before="240" w:after="240"/>
-        <w:rPr>
-          <w:rFonts w:ascii="Times New Roman" w:eastAsia="Times New Roman" w:hAnsi="Times New Roman" w:cs="Times New Roman"/>
-          <w:color w:val="333333"/>
-          <w:sz w:val="24"/>
-          <w:szCs w:val="24"/>
-          <w:highlight w:val="white"/>
-        </w:rPr>
-      </w:pPr>
-      <w:r>
-        <w:rPr>
-          <w:rFonts w:ascii="Times New Roman" w:eastAsia="Times New Roman" w:hAnsi="Times New Roman" w:cs="Times New Roman"/>
-          <w:color w:val="333333"/>
-          <w:sz w:val="24"/>
-          <w:szCs w:val="24"/>
-          <w:highlight w:val="white"/>
-        </w:rPr>
-        <w:t>In sum, my</w:t>
-      </w:r>
-      <w:r>
-        <w:rPr>
-          <w:rFonts w:ascii="Times New Roman" w:eastAsia="Times New Roman" w:hAnsi="Times New Roman" w:cs="Times New Roman"/>
-          <w:color w:val="333333"/>
-          <w:sz w:val="24"/>
-          <w:szCs w:val="24"/>
-          <w:highlight w:val="white"/>
-        </w:rPr>
-        <w:t xml:space="preserve"> goal for students in my classes is to strengthen their role as ethical and productive population health scientists as they apply advanced statistical methods in their professional lives outside of the classroom.</w:t>
-      </w:r>
-    </w:p>
-    <w:p>
-      <w:pPr>
-        <w:spacing w:before="240" w:after="240"/>
-        <w:rPr>
-          <w:rFonts w:ascii="Times New Roman" w:eastAsia="Times New Roman" w:hAnsi="Times New Roman" w:cs="Times New Roman"/>
-          <w:color w:val="333333"/>
-          <w:sz w:val="24"/>
-          <w:szCs w:val="24"/>
-          <w:highlight w:val="white"/>
-        </w:rPr>
-      </w:pPr>
-      <w:r>
-        <w:rPr>
-          <w:rFonts w:ascii="Times New Roman" w:eastAsia="Times New Roman" w:hAnsi="Times New Roman" w:cs="Times New Roman"/>
-          <w:color w:val="333333"/>
-          <w:sz w:val="24"/>
-          <w:szCs w:val="24"/>
-          <w:highlight w:val="white"/>
-        </w:rPr>
-        <w:t xml:space="preserve"> </w:t>
-      </w:r>
-    </w:p>
-    <w:p>
-      <w:pPr>
-        <w:spacing w:before="240" w:after="240"/>
-        <w:rPr>
-          <w:rFonts w:ascii="Times New Roman" w:eastAsia="Times New Roman" w:hAnsi="Times New Roman" w:cs="Times New Roman"/>
-          <w:b/>
-          <w:color w:val="333333"/>
-          <w:highlight w:val="white"/>
-        </w:rPr>
-      </w:pPr>
-      <w:r>
-        <w:rPr>
-          <w:rFonts w:ascii="Times New Roman" w:eastAsia="Times New Roman" w:hAnsi="Times New Roman" w:cs="Times New Roman"/>
-          <w:b/>
-          <w:color w:val="333333"/>
-          <w:highlight w:val="white"/>
-        </w:rPr>
-        <w:t>References</w:t>
-      </w:r>
-    </w:p>
-    <w:p>
-      <w:pPr>
-        <w:spacing w:before="240" w:after="240"/>
-        <w:rPr>
-          <w:rFonts w:ascii="Times New Roman" w:eastAsia="Times New Roman" w:hAnsi="Times New Roman" w:cs="Times New Roman"/>
-          <w:color w:val="333333"/>
-          <w:highlight w:val="white"/>
-        </w:rPr>
-      </w:pPr>
-      <w:r>
-        <w:rPr>
-          <w:rFonts w:ascii="Times New Roman" w:eastAsia="Times New Roman" w:hAnsi="Times New Roman" w:cs="Times New Roman"/>
-          <w:color w:val="333333"/>
-          <w:highlight w:val="white"/>
-        </w:rPr>
-        <w:t>1. Freeman, S., Eddy, S. L., M</w:t>
-      </w:r>
-      <w:r>
-        <w:rPr>
-          <w:rFonts w:ascii="Times New Roman" w:eastAsia="Times New Roman" w:hAnsi="Times New Roman" w:cs="Times New Roman"/>
-          <w:color w:val="333333"/>
-          <w:highlight w:val="white"/>
-        </w:rPr>
-        <w:t xml:space="preserve">cdonough, M., Smith, M. K., Okoroafor, N., Jordt, H., &amp; Wenderoth, M. P. (2014). Active learning increases student performance in science, engineering, and mathematics. </w:t>
-      </w:r>
-      <w:r>
-        <w:rPr>
-          <w:rFonts w:ascii="Times New Roman" w:eastAsia="Times New Roman" w:hAnsi="Times New Roman" w:cs="Times New Roman"/>
-          <w:i/>
-          <w:color w:val="333333"/>
-          <w:highlight w:val="white"/>
-        </w:rPr>
-        <w:t>Proceedings of the National Academy of Sciences, 111</w:t>
-      </w:r>
-      <w:r>
-        <w:rPr>
-          <w:rFonts w:ascii="Times New Roman" w:eastAsia="Times New Roman" w:hAnsi="Times New Roman" w:cs="Times New Roman"/>
-          <w:color w:val="333333"/>
-          <w:highlight w:val="white"/>
-        </w:rPr>
-        <w:t>(23), 8410-8415. doi:10.1073/pnas.1</w:t>
-      </w:r>
-      <w:r>
-        <w:rPr>
-          <w:rFonts w:ascii="Times New Roman" w:eastAsia="Times New Roman" w:hAnsi="Times New Roman" w:cs="Times New Roman"/>
-          <w:color w:val="333333"/>
-          <w:highlight w:val="white"/>
-        </w:rPr>
-        <w:t>319030111.</w:t>
-      </w:r>
-    </w:p>
-    <w:p>
-      <w:pPr>
-        <w:spacing w:before="240" w:after="240"/>
-        <w:rPr>
-          <w:rFonts w:ascii="Times New Roman" w:eastAsia="Times New Roman" w:hAnsi="Times New Roman" w:cs="Times New Roman"/>
-          <w:color w:val="333333"/>
-          <w:highlight w:val="white"/>
-        </w:rPr>
-      </w:pPr>
-      <w:r>
-        <w:rPr>
-          <w:rFonts w:ascii="Times New Roman" w:eastAsia="Times New Roman" w:hAnsi="Times New Roman" w:cs="Times New Roman"/>
-          <w:color w:val="333333"/>
-          <w:highlight w:val="white"/>
-        </w:rPr>
-        <w:t xml:space="preserve"> </w:t>
-      </w:r>
-    </w:p>
-    <w:p>
-      <w:pPr>
-        <w:spacing w:before="240" w:after="240"/>
-        <w:rPr>
-          <w:rFonts w:ascii="Times New Roman" w:eastAsia="Times New Roman" w:hAnsi="Times New Roman" w:cs="Times New Roman"/>
-          <w:color w:val="333333"/>
-          <w:sz w:val="24"/>
-          <w:szCs w:val="24"/>
-          <w:highlight w:val="white"/>
-        </w:rPr>
-      </w:pPr>
-      <w:r>
-        <w:rPr>
-          <w:rFonts w:ascii="Times New Roman" w:eastAsia="Times New Roman" w:hAnsi="Times New Roman" w:cs="Times New Roman"/>
-          <w:color w:val="333333"/>
-          <w:highlight w:val="white"/>
-        </w:rPr>
-        <w:t xml:space="preserve">2. </w:t>
-      </w:r>
-      <w:r>
-        <w:rPr>
-          <w:rFonts w:ascii="Times New Roman" w:eastAsia="Times New Roman" w:hAnsi="Times New Roman" w:cs="Times New Roman"/>
-          <w:color w:val="333333"/>
-          <w:sz w:val="24"/>
-          <w:szCs w:val="24"/>
-          <w:highlight w:val="white"/>
-        </w:rPr>
-        <w:t xml:space="preserve">Deslauriers, L., Schelew, E. &amp; Wieman, C. Improved Learning in a Large-Enrollment Physics Class. </w:t>
-      </w:r>
-      <w:r>
-        <w:rPr>
-          <w:rFonts w:ascii="Times New Roman" w:eastAsia="Times New Roman" w:hAnsi="Times New Roman" w:cs="Times New Roman"/>
-          <w:i/>
-          <w:color w:val="333333"/>
-          <w:sz w:val="24"/>
-          <w:szCs w:val="24"/>
-          <w:highlight w:val="white"/>
-        </w:rPr>
-        <w:t>Science</w:t>
-      </w:r>
-      <w:r>
-        <w:rPr>
-          <w:rFonts w:ascii="Times New Roman" w:eastAsia="Times New Roman" w:hAnsi="Times New Roman" w:cs="Times New Roman"/>
-          <w:color w:val="333333"/>
-          <w:sz w:val="24"/>
-          <w:szCs w:val="24"/>
-          <w:highlight w:val="white"/>
-        </w:rPr>
-        <w:t xml:space="preserve"> </w:t>
-      </w:r>
-      <w:r>
-        <w:rPr>
-          <w:rFonts w:ascii="Times New Roman" w:eastAsia="Times New Roman" w:hAnsi="Times New Roman" w:cs="Times New Roman"/>
-          <w:b/>
-          <w:color w:val="333333"/>
-          <w:sz w:val="24"/>
-          <w:szCs w:val="24"/>
-          <w:highlight w:val="white"/>
-        </w:rPr>
-        <w:t>332</w:t>
-      </w:r>
-      <w:r>
-        <w:rPr>
-          <w:rFonts w:ascii="Times New Roman" w:eastAsia="Times New Roman" w:hAnsi="Times New Roman" w:cs="Times New Roman"/>
-          <w:color w:val="333333"/>
-          <w:sz w:val="24"/>
-          <w:szCs w:val="24"/>
-          <w:highlight w:val="white"/>
-        </w:rPr>
-        <w:t>, 862–864 (2011).</w:t>
-      </w:r>
-    </w:p>
-    <w:p>
-      <w:pPr>
-        <w:spacing w:before="240" w:after="240"/>
-        <w:rPr>
-          <w:rFonts w:ascii="Times New Roman" w:eastAsia="Times New Roman" w:hAnsi="Times New Roman" w:cs="Times New Roman"/>
-          <w:color w:val="333333"/>
-          <w:highlight w:val="white"/>
-        </w:rPr>
-      </w:pPr>
-      <w:r>
-        <w:rPr>
-          <w:rFonts w:ascii="Times New Roman" w:eastAsia="Times New Roman" w:hAnsi="Times New Roman" w:cs="Times New Roman"/>
-          <w:color w:val="333333"/>
-          <w:highlight w:val="white"/>
-        </w:rPr>
-        <w:t xml:space="preserve"> </w:t>
-      </w:r>
-    </w:p>
-    <w:p>
-      <w:pPr>
-        <w:spacing w:before="240" w:after="240"/>
-        <w:rPr>
-          <w:rFonts w:ascii="Times New Roman" w:eastAsia="Times New Roman" w:hAnsi="Times New Roman" w:cs="Times New Roman"/>
-          <w:color w:val="333333"/>
-          <w:sz w:val="24"/>
-          <w:szCs w:val="24"/>
-          <w:highlight w:val="white"/>
-        </w:rPr>
-      </w:pPr>
-      <w:r>
-        <w:rPr>
-          <w:rFonts w:ascii="Times New Roman" w:eastAsia="Times New Roman" w:hAnsi="Times New Roman" w:cs="Times New Roman"/>
-          <w:color w:val="333333"/>
-          <w:sz w:val="24"/>
-          <w:szCs w:val="24"/>
-          <w:highlight w:val="white"/>
-        </w:rPr>
-        <w:t>3. Bloom, B. (1956)</w:t>
-      </w:r>
-      <w:r>
-        <w:rPr>
-          <w:rFonts w:ascii="Times New Roman" w:eastAsia="Times New Roman" w:hAnsi="Times New Roman" w:cs="Times New Roman"/>
-          <w:i/>
-          <w:color w:val="333333"/>
-          <w:sz w:val="24"/>
-          <w:szCs w:val="24"/>
-          <w:highlight w:val="white"/>
-        </w:rPr>
-        <w:t>A taxonomy of educational objectives, The classification of educational goals-handbook I: Cognitive domain</w:t>
-      </w:r>
-      <w:r>
-        <w:rPr>
-          <w:rFonts w:ascii="Times New Roman" w:eastAsia="Times New Roman" w:hAnsi="Times New Roman" w:cs="Times New Roman"/>
-          <w:color w:val="333333"/>
-          <w:sz w:val="24"/>
-          <w:szCs w:val="24"/>
-          <w:highlight w:val="white"/>
-        </w:rPr>
-        <w:t>. New York: McKay.</w:t>
-      </w:r>
-    </w:p>
-    <w:p/>
     <w:sectPr>
       <w:headerReference w:type="default" r:id="rId6"/>
       <w:footerReference w:type="default" r:id="rId7"/>
@@ -647,7 +305,7 @@
   <w:p>
     <w:pPr>
       <w:tabs>
-        <w:tab w:val="right" w:pos="9000"/>
+        <w:tab w:val="right" w:pos="8550"/>
       </w:tabs>
     </w:pPr>
     <w:r>
@@ -655,7 +313,7 @@
     </w:r>
     <w:r>
       <w:tab/>
-      <w:t>Teaching Statement</w:t>
+      <w:t>Diversity Statement</w:t>
     </w:r>
   </w:p>
 </w:hdr>

--- a/application/diversity statement.docx
+++ b/application/diversity statement.docx
@@ -1,195 +1,349 @@
 
 <file path=word/document.xml><?xml version="1.0" encoding="utf-8"?>
-<w:document xmlns:mc="http://schemas.openxmlformats.org/markup-compatibility/2006" xmlns:o="urn:schemas-microsoft-com:office:office" xmlns:r="http://schemas.openxmlformats.org/officeDocument/2006/relationships" xmlns:m="http://schemas.openxmlformats.org/officeDocument/2006/math" xmlns:v="urn:schemas-microsoft-com:vml" xmlns:wp="http://schemas.openxmlformats.org/drawingml/2006/wordprocessingDrawing" xmlns:w10="urn:schemas-microsoft-com:office:word" xmlns:w="http://schemas.openxmlformats.org/wordprocessingml/2006/main" xmlns:wne="http://schemas.microsoft.com/office/word/2006/wordml" xmlns:sl="http://schemas.openxmlformats.org/schemaLibrary/2006/main" xmlns:a="http://schemas.openxmlformats.org/drawingml/2006/main" xmlns:pic="http://schemas.openxmlformats.org/drawingml/2006/picture" xmlns:c="http://schemas.openxmlformats.org/drawingml/2006/chart" xmlns:lc="http://schemas.openxmlformats.org/drawingml/2006/lockedCanvas" xmlns:dgm="http://schemas.openxmlformats.org/drawingml/2006/diagram" xmlns:wps="http://schemas.microsoft.com/office/word/2010/wordprocessingShape" xmlns:wpg="http://schemas.microsoft.com/office/word/2010/wordprocessingGroup" xmlns:w14="http://schemas.microsoft.com/office/word/2010/wordml" xmlns:w15="http://schemas.microsoft.com/office/word/2012/wordml">
+<w:document xmlns:wpc="http://schemas.microsoft.com/office/word/2010/wordprocessingCanvas" xmlns:cx="http://schemas.microsoft.com/office/drawing/2014/chartex" xmlns:cx1="http://schemas.microsoft.com/office/drawing/2015/9/8/chartex" xmlns:mc="http://schemas.openxmlformats.org/markup-compatibility/2006" xmlns:o="urn:schemas-microsoft-com:office:office" xmlns:r="http://schemas.openxmlformats.org/officeDocument/2006/relationships" xmlns:m="http://schemas.openxmlformats.org/officeDocument/2006/math" xmlns:v="urn:schemas-microsoft-com:vml" xmlns:wp14="http://schemas.microsoft.com/office/word/2010/wordprocessingDrawing" xmlns:wp="http://schemas.openxmlformats.org/drawingml/2006/wordprocessingDrawing" xmlns:w10="urn:schemas-microsoft-com:office:word" xmlns:w="http://schemas.openxmlformats.org/wordprocessingml/2006/main" xmlns:w14="http://schemas.microsoft.com/office/word/2010/wordml" xmlns:w15="http://schemas.microsoft.com/office/word/2012/wordml" xmlns:w16se="http://schemas.microsoft.com/office/word/2015/wordml/symex" xmlns:wpg="http://schemas.microsoft.com/office/word/2010/wordprocessingGroup" xmlns:wpi="http://schemas.microsoft.com/office/word/2010/wordprocessingInk" xmlns:wne="http://schemas.microsoft.com/office/word/2006/wordml" xmlns:wps="http://schemas.microsoft.com/office/word/2010/wordprocessingShape" mc:Ignorable="w14 w15 w16se wp14">
   <w:body>
     <w:p>
       <w:pPr>
-        <w:spacing w:after="240" w:before="240" w:lineRule="auto"/>
-        <w:rPr>
-          <w:rFonts w:ascii="Times New Roman" w:cs="Times New Roman" w:eastAsia="Times New Roman" w:hAnsi="Times New Roman"/>
+        <w:spacing w:before="240" w:after="240"/>
+        <w:rPr>
+          <w:rFonts w:ascii="Times New Roman" w:eastAsia="Times New Roman" w:hAnsi="Times New Roman" w:cs="Times New Roman"/>
           <w:sz w:val="24"/>
           <w:szCs w:val="24"/>
         </w:rPr>
       </w:pPr>
       <w:r>
         <w:rPr>
-          <w:rFonts w:ascii="Times New Roman" w:cs="Times New Roman" w:eastAsia="Times New Roman" w:hAnsi="Times New Roman"/>
-          <w:sz w:val="24"/>
-          <w:szCs w:val="24"/>
-          <w:rtl w:val="0"/>
-        </w:rPr>
-        <w:t xml:space="preserve">In reading about the three service areas present in the George Mason Center for Culture, Equity, and Empowerment, I also recognize student diversity at GMU is supported and celebrated. Although my identity does not include those diverse groups of students, I understand, value and support how important it is to maintain core academic values that support the success of these groups that face unique challenges. Diversity for me embodies those groups supported at the Center, including undocumented and first generation students, communities of color that are historically underserved, and LGBTQ groups of students. In addition to the action of respecting, supporting, and fostering diversity, the result of these actions also strengthens the university through a cohesive atmosphere.</w:t>
+          <w:rFonts w:ascii="Times New Roman" w:eastAsia="Times New Roman" w:hAnsi="Times New Roman" w:cs="Times New Roman"/>
+          <w:sz w:val="24"/>
+          <w:szCs w:val="24"/>
+        </w:rPr>
+        <w:t>In reading about the three service areas present in the George Mason Center for Culture, Equity, and Empowerment, I am enthusiastic that student diversity at GMU is suppo</w:t>
+      </w:r>
+      <w:bookmarkStart w:id="0" w:name="_GoBack"/>
+      <w:bookmarkEnd w:id="0"/>
+      <w:r>
+        <w:rPr>
+          <w:rFonts w:ascii="Times New Roman" w:eastAsia="Times New Roman" w:hAnsi="Times New Roman" w:cs="Times New Roman"/>
+          <w:sz w:val="24"/>
+          <w:szCs w:val="24"/>
+        </w:rPr>
+        <w:t>rted and celebrated. I understand, value and support how important it is to maintain c</w:t>
+      </w:r>
+      <w:r>
+        <w:rPr>
+          <w:rFonts w:ascii="Times New Roman" w:eastAsia="Times New Roman" w:hAnsi="Times New Roman" w:cs="Times New Roman"/>
+          <w:sz w:val="24"/>
+          <w:szCs w:val="24"/>
+        </w:rPr>
+        <w:t>ore academic values that support the success of groups that face unique challenges. Diversity for me embodies those groups supported at the Center, including undocumented and first generation students, communities of color that are historically underserved</w:t>
+      </w:r>
+      <w:r>
+        <w:rPr>
+          <w:rFonts w:ascii="Times New Roman" w:eastAsia="Times New Roman" w:hAnsi="Times New Roman" w:cs="Times New Roman"/>
+          <w:sz w:val="24"/>
+          <w:szCs w:val="24"/>
+        </w:rPr>
+        <w:t>, and LGBTQ students. In addition to the action of respecting, supporting, and fostering diversity, the result of these actions also strengthens the university through a cohesive atmosphere.</w:t>
       </w:r>
     </w:p>
     <w:p>
       <w:pPr>
-        <w:spacing w:after="240" w:before="240" w:lineRule="auto"/>
-        <w:rPr>
-          <w:rFonts w:ascii="Times New Roman" w:cs="Times New Roman" w:eastAsia="Times New Roman" w:hAnsi="Times New Roman"/>
+        <w:spacing w:before="240" w:after="240"/>
+        <w:rPr>
+          <w:rFonts w:ascii="Times New Roman" w:eastAsia="Times New Roman" w:hAnsi="Times New Roman" w:cs="Times New Roman"/>
           <w:sz w:val="24"/>
           <w:szCs w:val="24"/>
         </w:rPr>
       </w:pPr>
       <w:r>
         <w:rPr>
-          <w:rFonts w:ascii="Times New Roman" w:cs="Times New Roman" w:eastAsia="Times New Roman" w:hAnsi="Times New Roman"/>
-          <w:sz w:val="24"/>
-          <w:szCs w:val="24"/>
-          <w:rtl w:val="0"/>
-        </w:rPr>
-        <w:t xml:space="preserve">In my work</w:t>
-      </w:r>
-      <w:r>
-        <w:rPr>
-          <w:rFonts w:ascii="Times New Roman" w:cs="Times New Roman" w:eastAsia="Times New Roman" w:hAnsi="Times New Roman"/>
-          <w:sz w:val="24"/>
-          <w:szCs w:val="24"/>
-          <w:rtl w:val="0"/>
-        </w:rPr>
-        <w:t xml:space="preserve"> as a biostatistician, I worked with visiting international scholars from Mexico, Brazil, Puerto Rico, and Ethiopia at the University of North Carolina, Chapel Hill, Department of Psychiatry. My role was to collaborate with them in manuscript development to structure analyses that matched their hypotheses, analyze their data, and present results in peer-reviewed journals. As a researcher working in this environment, I was also able to learn from these researchers about the different cultural aspects of their work with eating disorder research that were not evident to me prior to joining the Center of Excellence for Eating Disorders.</w:t>
-      </w:r>
-      <w:r>
-        <w:rPr>
-          <w:rtl w:val="0"/>
-        </w:rPr>
+          <w:rFonts w:ascii="Times New Roman" w:eastAsia="Times New Roman" w:hAnsi="Times New Roman" w:cs="Times New Roman"/>
+          <w:sz w:val="24"/>
+          <w:szCs w:val="24"/>
+        </w:rPr>
+        <w:t>In my work as a biostatistician, I worked with visiting internati</w:t>
+      </w:r>
+      <w:r>
+        <w:rPr>
+          <w:rFonts w:ascii="Times New Roman" w:eastAsia="Times New Roman" w:hAnsi="Times New Roman" w:cs="Times New Roman"/>
+          <w:sz w:val="24"/>
+          <w:szCs w:val="24"/>
+        </w:rPr>
+        <w:t>onal scholars from Mexico, Brazil, Puerto Rico, and Ethiopia at the University of North Carolina, Chapel Hill, Department of Psychiatry. My role was to collaborate with them in manuscript development to structure analyses that matched their hypotheses, ana</w:t>
+      </w:r>
+      <w:r>
+        <w:rPr>
+          <w:rFonts w:ascii="Times New Roman" w:eastAsia="Times New Roman" w:hAnsi="Times New Roman" w:cs="Times New Roman"/>
+          <w:sz w:val="24"/>
+          <w:szCs w:val="24"/>
+        </w:rPr>
+        <w:t>lyze their data, and present results in peer-reviewed journals. As a researcher working in this environment, I was also able to learn from these researchers about the different cultural aspects of their work with eating disorder research that were not evid</w:t>
+      </w:r>
+      <w:r>
+        <w:rPr>
+          <w:rFonts w:ascii="Times New Roman" w:eastAsia="Times New Roman" w:hAnsi="Times New Roman" w:cs="Times New Roman"/>
+          <w:sz w:val="24"/>
+          <w:szCs w:val="24"/>
+        </w:rPr>
+        <w:t>ent to me prior to joining the Center of Excellence for Eating Disorders.</w:t>
       </w:r>
     </w:p>
     <w:p>
       <w:pPr>
-        <w:spacing w:after="240" w:before="240" w:lineRule="auto"/>
-        <w:rPr>
-          <w:rFonts w:ascii="Times New Roman" w:cs="Times New Roman" w:eastAsia="Times New Roman" w:hAnsi="Times New Roman"/>
+        <w:spacing w:before="240" w:after="240"/>
+        <w:rPr>
+          <w:rFonts w:ascii="Times New Roman" w:eastAsia="Times New Roman" w:hAnsi="Times New Roman" w:cs="Times New Roman"/>
           <w:sz w:val="24"/>
           <w:szCs w:val="24"/>
         </w:rPr>
       </w:pPr>
       <w:r>
         <w:rPr>
-          <w:rFonts w:ascii="Times New Roman" w:cs="Times New Roman" w:eastAsia="Times New Roman" w:hAnsi="Times New Roman"/>
-          <w:sz w:val="24"/>
-          <w:szCs w:val="24"/>
-          <w:rtl w:val="0"/>
-        </w:rPr>
-        <w:t xml:space="preserve">In my doctoral studies I spent several years working with data derived from a Chilean infancy cohort recruited from low- to middle-income neighborhoods. In collaborating with the international investigators of this study, I developed a better understanding of economic development in Chile affecting public health during the time of participant recruitment in the 1990s. The shift started prior to the recruitment period and dovetailed with Western dietary and lifestyle characteristics, which shaped the health of the population I studied and informed the first aim of my dissertation: “Sociodemographic predictors of early postnatal growth: Evidence from a Chilean infancy cohort.” Similar to my work at a biostatistician, my work with diverse groups enriched my research and understanding of burdens faced by underserved groups.</w:t>
+          <w:rFonts w:ascii="Times New Roman" w:eastAsia="Times New Roman" w:hAnsi="Times New Roman" w:cs="Times New Roman"/>
+          <w:sz w:val="24"/>
+          <w:szCs w:val="24"/>
+        </w:rPr>
+        <w:t>In my doctoral studies I spent several years working with data derived from a Chilean infancy cohort recruited from low- to middle-income neighborhoods. In collaborating with the int</w:t>
+      </w:r>
+      <w:r>
+        <w:rPr>
+          <w:rFonts w:ascii="Times New Roman" w:eastAsia="Times New Roman" w:hAnsi="Times New Roman" w:cs="Times New Roman"/>
+          <w:sz w:val="24"/>
+          <w:szCs w:val="24"/>
+        </w:rPr>
+        <w:t>ernational investigators of this study, I developed a better understanding of economic development in Chile affecting public health during the time of participant recruitment in the 1990s. The shift started prior to the recruitment period and dovetailed wi</w:t>
+      </w:r>
+      <w:r>
+        <w:rPr>
+          <w:rFonts w:ascii="Times New Roman" w:eastAsia="Times New Roman" w:hAnsi="Times New Roman" w:cs="Times New Roman"/>
+          <w:sz w:val="24"/>
+          <w:szCs w:val="24"/>
+        </w:rPr>
+        <w:t>th Western dietary and lifestyle characteristics, which shaped the health of the population I studied and informed the first aim of my dissertation: “Sociodemographic predictors of early postnatal growth: Evidence from a Chilean infancy cohort.” Similar to</w:t>
+      </w:r>
+      <w:r>
+        <w:rPr>
+          <w:rFonts w:ascii="Times New Roman" w:eastAsia="Times New Roman" w:hAnsi="Times New Roman" w:cs="Times New Roman"/>
+          <w:sz w:val="24"/>
+          <w:szCs w:val="24"/>
+        </w:rPr>
+        <w:t xml:space="preserve"> my work as a biostatistician, my work with diverse groups enriched my research and understanding of burdens faced by underserved groups.</w:t>
       </w:r>
     </w:p>
     <w:p>
       <w:pPr>
-        <w:spacing w:after="240" w:before="240" w:lineRule="auto"/>
-        <w:rPr>
-          <w:rFonts w:ascii="Times New Roman" w:cs="Times New Roman" w:eastAsia="Times New Roman" w:hAnsi="Times New Roman"/>
+        <w:spacing w:before="240" w:after="240"/>
+        <w:rPr>
+          <w:rFonts w:ascii="Times New Roman" w:eastAsia="Times New Roman" w:hAnsi="Times New Roman" w:cs="Times New Roman"/>
           <w:sz w:val="24"/>
           <w:szCs w:val="24"/>
         </w:rPr>
       </w:pPr>
       <w:r>
         <w:rPr>
-          <w:rFonts w:ascii="Times New Roman" w:cs="Times New Roman" w:eastAsia="Times New Roman" w:hAnsi="Times New Roman"/>
-          <w:sz w:val="24"/>
-          <w:szCs w:val="24"/>
-          <w:rtl w:val="0"/>
-        </w:rPr>
-        <w:t xml:space="preserve">In these roles of biostatistician and epidemiology doctoral student, I was able to develop a better understanding of perspectives and cultural aspects outside of my own range of understanding. These experiences also reinforced the value of broadening my perspectives, in this case strengthening my development as a researcher by expanding my understanding of problems and burdens faced by diverse groups. In a sense I was mentored more by the people I mentioned above than the opposite, and I would be thrilled to be able to function in a role helping the professional development of students as they strengthen their advanced methodological skills and further their research careers.</w:t>
+          <w:rFonts w:ascii="Times New Roman" w:eastAsia="Times New Roman" w:hAnsi="Times New Roman" w:cs="Times New Roman"/>
+          <w:sz w:val="24"/>
+          <w:szCs w:val="24"/>
+        </w:rPr>
+        <w:t>In these roles as a biostatistician and epidemiology doctoral student, I was able to develop a better understanding of</w:t>
+      </w:r>
+      <w:r>
+        <w:rPr>
+          <w:rFonts w:ascii="Times New Roman" w:eastAsia="Times New Roman" w:hAnsi="Times New Roman" w:cs="Times New Roman"/>
+          <w:sz w:val="24"/>
+          <w:szCs w:val="24"/>
+        </w:rPr>
+        <w:t xml:space="preserve"> perspectives and cultural aspects outside of my own range of understanding. These experiences also reinforced the value of broadening my perspectives, in this case strengthening my development as a researcher by expanding my understanding of problems and </w:t>
+      </w:r>
+      <w:r>
+        <w:rPr>
+          <w:rFonts w:ascii="Times New Roman" w:eastAsia="Times New Roman" w:hAnsi="Times New Roman" w:cs="Times New Roman"/>
+          <w:sz w:val="24"/>
+          <w:szCs w:val="24"/>
+        </w:rPr>
+        <w:t>burdens faced by diverse groups. In a sense I was mentored more by the people I mentioned above than the opposite, and I would be thrilled to be able to function in a role helping the professional development of diverse groups of students as they strengthe</w:t>
+      </w:r>
+      <w:r>
+        <w:rPr>
+          <w:rFonts w:ascii="Times New Roman" w:eastAsia="Times New Roman" w:hAnsi="Times New Roman" w:cs="Times New Roman"/>
+          <w:sz w:val="24"/>
+          <w:szCs w:val="24"/>
+        </w:rPr>
+        <w:t>n their advanced methodological skills and further their research careers.</w:t>
       </w:r>
     </w:p>
     <w:p>
       <w:pPr>
-        <w:spacing w:after="240" w:before="240" w:lineRule="auto"/>
-        <w:rPr/>
+        <w:spacing w:before="240" w:after="240"/>
       </w:pPr>
       <w:r>
         <w:rPr>
-          <w:rFonts w:ascii="Times New Roman" w:cs="Times New Roman" w:eastAsia="Times New Roman" w:hAnsi="Times New Roman"/>
-          <w:sz w:val="24"/>
-          <w:szCs w:val="24"/>
-          <w:rtl w:val="0"/>
-        </w:rPr>
-        <w:t xml:space="preserve">As a professor teaching biostatistics within the Department of Global &amp; Community Health, I anticipate working in several capacities when serving one of the most diverse student bodies in the country at George Mason University. Efforts within the classroom can span syllabus wording that includes a diversity statement to a focus on health disparities, signaling an inclusive atmosphere. Outside of the classroom, activities can include mentoring students through manuscript writing and grant development activities as well as outreach activities in underserved populations promoting public health research. To bolster these activities, I would seek the support of the diversity initiative resources available at GMU for faculty.</w:t>
-      </w:r>
-      <w:r>
-        <w:rPr>
-          <w:rtl w:val="0"/>
-        </w:rPr>
+          <w:rFonts w:ascii="Times New Roman" w:eastAsia="Times New Roman" w:hAnsi="Times New Roman" w:cs="Times New Roman"/>
+          <w:sz w:val="24"/>
+          <w:szCs w:val="24"/>
+        </w:rPr>
+        <w:t>As a professor teaching biostatistics within the Department of Global &amp; Community Health, I anticipate working in several capacities when serving one of the most diverse student bod</w:t>
+      </w:r>
+      <w:r>
+        <w:rPr>
+          <w:rFonts w:ascii="Times New Roman" w:eastAsia="Times New Roman" w:hAnsi="Times New Roman" w:cs="Times New Roman"/>
+          <w:sz w:val="24"/>
+          <w:szCs w:val="24"/>
+        </w:rPr>
+        <w:t>ies in the country, at George Mason University. Efforts within the classroom can span syllabus wording that includes a diversity statement to a focus on health disparities, signaling an inclusive atmosphere. I plan to build a diverse group of students in m</w:t>
+      </w:r>
+      <w:r>
+        <w:rPr>
+          <w:rFonts w:ascii="Times New Roman" w:eastAsia="Times New Roman" w:hAnsi="Times New Roman" w:cs="Times New Roman"/>
+          <w:sz w:val="24"/>
+          <w:szCs w:val="24"/>
+        </w:rPr>
+        <w:t xml:space="preserve">y lab and will do this by intentionally </w:t>
+      </w:r>
+      <w:r>
+        <w:rPr>
+          <w:rFonts w:ascii="Times New Roman" w:eastAsia="Times New Roman" w:hAnsi="Times New Roman" w:cs="Times New Roman"/>
+          <w:sz w:val="24"/>
+          <w:szCs w:val="24"/>
+        </w:rPr>
+        <w:lastRenderedPageBreak/>
+        <w:t>implementing equitable and inclusive policies, set norms for acceptable workplace conduct, and provide opportunities for mentorship and networking. Activities can include holding regular lab meetings discussing inclu</w:t>
+      </w:r>
+      <w:r>
+        <w:rPr>
+          <w:rFonts w:ascii="Times New Roman" w:eastAsia="Times New Roman" w:hAnsi="Times New Roman" w:cs="Times New Roman"/>
+          <w:sz w:val="24"/>
+          <w:szCs w:val="24"/>
+        </w:rPr>
+        <w:t>sive practices, mentoring students through manuscript writing and grant development activities as well as outreach activities in underserved populations promoting public health research. To bolster these activities, I would seek the support of federal fund</w:t>
+      </w:r>
+      <w:r>
+        <w:rPr>
+          <w:rFonts w:ascii="Times New Roman" w:eastAsia="Times New Roman" w:hAnsi="Times New Roman" w:cs="Times New Roman"/>
+          <w:sz w:val="24"/>
+          <w:szCs w:val="24"/>
+        </w:rPr>
+        <w:t>ing sources to build my lab while utilizing the diversity initiative resources available at GMU for faculty.</w:t>
       </w:r>
     </w:p>
     <w:sectPr>
-      <w:headerReference r:id="rId6" w:type="default"/>
-      <w:footerReference r:id="rId7" w:type="default"/>
-      <w:pgSz w:h="15840" w:w="12240" w:orient="portrait"/>
-      <w:pgMar w:bottom="1440" w:top="1440" w:left="1440" w:right="1440" w:header="720" w:footer="720"/>
+      <w:headerReference w:type="default" r:id="rId6"/>
+      <w:footerReference w:type="default" r:id="rId7"/>
+      <w:pgSz w:w="12240" w:h="15840"/>
+      <w:pgMar w:top="1440" w:right="1440" w:bottom="1440" w:left="1440" w:header="720" w:footer="720" w:gutter="0"/>
       <w:pgNumType w:start="1"/>
+      <w:cols w:space="720"/>
     </w:sectPr>
   </w:body>
 </w:document>
 </file>
 
+<file path=word/endnotes.xml><?xml version="1.0" encoding="utf-8"?>
+<w:endnotes xmlns:wpc="http://schemas.microsoft.com/office/word/2010/wordprocessingCanvas" xmlns:cx="http://schemas.microsoft.com/office/drawing/2014/chartex" xmlns:cx1="http://schemas.microsoft.com/office/drawing/2015/9/8/chartex" xmlns:mc="http://schemas.openxmlformats.org/markup-compatibility/2006" xmlns:o="urn:schemas-microsoft-com:office:office" xmlns:r="http://schemas.openxmlformats.org/officeDocument/2006/relationships" xmlns:m="http://schemas.openxmlformats.org/officeDocument/2006/math" xmlns:v="urn:schemas-microsoft-com:vml" xmlns:wp14="http://schemas.microsoft.com/office/word/2010/wordprocessingDrawing" xmlns:wp="http://schemas.openxmlformats.org/drawingml/2006/wordprocessingDrawing" xmlns:w10="urn:schemas-microsoft-com:office:word" xmlns:w="http://schemas.openxmlformats.org/wordprocessingml/2006/main" xmlns:w14="http://schemas.microsoft.com/office/word/2010/wordml" xmlns:w15="http://schemas.microsoft.com/office/word/2012/wordml" xmlns:w16se="http://schemas.microsoft.com/office/word/2015/wordml/symex" xmlns:wpg="http://schemas.microsoft.com/office/word/2010/wordprocessingGroup" xmlns:wpi="http://schemas.microsoft.com/office/word/2010/wordprocessingInk" xmlns:wne="http://schemas.microsoft.com/office/word/2006/wordml" xmlns:wps="http://schemas.microsoft.com/office/word/2010/wordprocessingShape" mc:Ignorable="w14 w15 w16se wp14">
+  <w:endnote w:type="separator" w:id="-1">
+    <w:p>
+      <w:pPr>
+        <w:spacing w:line="240" w:lineRule="auto"/>
+      </w:pPr>
+      <w:r>
+        <w:separator/>
+      </w:r>
+    </w:p>
+  </w:endnote>
+  <w:endnote w:type="continuationSeparator" w:id="0">
+    <w:p>
+      <w:pPr>
+        <w:spacing w:line="240" w:lineRule="auto"/>
+      </w:pPr>
+      <w:r>
+        <w:continuationSeparator/>
+      </w:r>
+    </w:p>
+  </w:endnote>
+</w:endnotes>
+</file>
+
 <file path=word/footer1.xml><?xml version="1.0" encoding="utf-8"?>
-<w:ftr xmlns:mc="http://schemas.openxmlformats.org/markup-compatibility/2006" xmlns:o="urn:schemas-microsoft-com:office:office" xmlns:r="http://schemas.openxmlformats.org/officeDocument/2006/relationships" xmlns:m="http://schemas.openxmlformats.org/officeDocument/2006/math" xmlns:v="urn:schemas-microsoft-com:vml" xmlns:wp="http://schemas.openxmlformats.org/drawingml/2006/wordprocessingDrawing" xmlns:w10="urn:schemas-microsoft-com:office:word" xmlns:w="http://schemas.openxmlformats.org/wordprocessingml/2006/main" xmlns:wne="http://schemas.microsoft.com/office/word/2006/wordml" xmlns:sl="http://schemas.openxmlformats.org/schemaLibrary/2006/main" xmlns:a="http://schemas.openxmlformats.org/drawingml/2006/main" xmlns:pic="http://schemas.openxmlformats.org/drawingml/2006/picture" xmlns:c="http://schemas.openxmlformats.org/drawingml/2006/chart" xmlns:lc="http://schemas.openxmlformats.org/drawingml/2006/lockedCanvas" xmlns:dgm="http://schemas.openxmlformats.org/drawingml/2006/diagram" xmlns:wps="http://schemas.microsoft.com/office/word/2010/wordprocessingShape" xmlns:wpg="http://schemas.microsoft.com/office/word/2010/wordprocessingGroup" xmlns:w14="http://schemas.microsoft.com/office/word/2010/wordml" xmlns:w15="http://schemas.microsoft.com/office/word/2012/wordml">
+<w:ftr xmlns:wpc="http://schemas.microsoft.com/office/word/2010/wordprocessingCanvas" xmlns:cx="http://schemas.microsoft.com/office/drawing/2014/chartex" xmlns:cx1="http://schemas.microsoft.com/office/drawing/2015/9/8/chartex" xmlns:mc="http://schemas.openxmlformats.org/markup-compatibility/2006" xmlns:o="urn:schemas-microsoft-com:office:office" xmlns:r="http://schemas.openxmlformats.org/officeDocument/2006/relationships" xmlns:m="http://schemas.openxmlformats.org/officeDocument/2006/math" xmlns:v="urn:schemas-microsoft-com:vml" xmlns:wp14="http://schemas.microsoft.com/office/word/2010/wordprocessingDrawing" xmlns:wp="http://schemas.openxmlformats.org/drawingml/2006/wordprocessingDrawing" xmlns:w10="urn:schemas-microsoft-com:office:word" xmlns:w="http://schemas.openxmlformats.org/wordprocessingml/2006/main" xmlns:w14="http://schemas.microsoft.com/office/word/2010/wordml" xmlns:w15="http://schemas.microsoft.com/office/word/2012/wordml" xmlns:w16se="http://schemas.microsoft.com/office/word/2015/wordml/symex" xmlns:wpg="http://schemas.microsoft.com/office/word/2010/wordprocessingGroup" xmlns:wpi="http://schemas.microsoft.com/office/word/2010/wordprocessingInk" xmlns:wne="http://schemas.microsoft.com/office/word/2006/wordml" xmlns:wps="http://schemas.microsoft.com/office/word/2010/wordprocessingShape" mc:Ignorable="w14 w15 w16se wp14">
   <w:p>
-    <w:pPr>
-      <w:rPr/>
-    </w:pPr>
     <w:r>
-      <w:rPr>
-        <w:rtl w:val="0"/>
-      </w:rPr>
       <w:t xml:space="preserve">Page </w:t>
     </w:r>
     <w:r>
-      <w:rPr/>
       <w:fldChar w:fldCharType="begin"/>
-      <w:instrText xml:space="preserve">PAGE</w:instrText>
+    </w:r>
+    <w:r>
+      <w:instrText>PAGE</w:instrText>
+    </w:r>
+    <w:r>
       <w:fldChar w:fldCharType="separate"/>
-      <w:fldChar w:fldCharType="end"/>
     </w:r>
     <w:r>
       <w:rPr>
-        <w:rtl w:val="0"/>
+        <w:noProof/>
       </w:rPr>
+      <w:t>2</w:t>
+    </w:r>
+    <w:r>
+      <w:fldChar w:fldCharType="end"/>
     </w:r>
   </w:p>
 </w:ftr>
 </file>
 
+<file path=word/footnotes.xml><?xml version="1.0" encoding="utf-8"?>
+<w:footnotes xmlns:wpc="http://schemas.microsoft.com/office/word/2010/wordprocessingCanvas" xmlns:cx="http://schemas.microsoft.com/office/drawing/2014/chartex" xmlns:cx1="http://schemas.microsoft.com/office/drawing/2015/9/8/chartex" xmlns:mc="http://schemas.openxmlformats.org/markup-compatibility/2006" xmlns:o="urn:schemas-microsoft-com:office:office" xmlns:r="http://schemas.openxmlformats.org/officeDocument/2006/relationships" xmlns:m="http://schemas.openxmlformats.org/officeDocument/2006/math" xmlns:v="urn:schemas-microsoft-com:vml" xmlns:wp14="http://schemas.microsoft.com/office/word/2010/wordprocessingDrawing" xmlns:wp="http://schemas.openxmlformats.org/drawingml/2006/wordprocessingDrawing" xmlns:w10="urn:schemas-microsoft-com:office:word" xmlns:w="http://schemas.openxmlformats.org/wordprocessingml/2006/main" xmlns:w14="http://schemas.microsoft.com/office/word/2010/wordml" xmlns:w15="http://schemas.microsoft.com/office/word/2012/wordml" xmlns:w16se="http://schemas.microsoft.com/office/word/2015/wordml/symex" xmlns:wpg="http://schemas.microsoft.com/office/word/2010/wordprocessingGroup" xmlns:wpi="http://schemas.microsoft.com/office/word/2010/wordprocessingInk" xmlns:wne="http://schemas.microsoft.com/office/word/2006/wordml" xmlns:wps="http://schemas.microsoft.com/office/word/2010/wordprocessingShape" mc:Ignorable="w14 w15 w16se wp14">
+  <w:footnote w:type="separator" w:id="-1">
+    <w:p>
+      <w:pPr>
+        <w:spacing w:line="240" w:lineRule="auto"/>
+      </w:pPr>
+      <w:r>
+        <w:separator/>
+      </w:r>
+    </w:p>
+  </w:footnote>
+  <w:footnote w:type="continuationSeparator" w:id="0">
+    <w:p>
+      <w:pPr>
+        <w:spacing w:line="240" w:lineRule="auto"/>
+      </w:pPr>
+      <w:r>
+        <w:continuationSeparator/>
+      </w:r>
+    </w:p>
+  </w:footnote>
+</w:footnotes>
+</file>
+
 <file path=word/header1.xml><?xml version="1.0" encoding="utf-8"?>
-<w:hdr xmlns:mc="http://schemas.openxmlformats.org/markup-compatibility/2006" xmlns:o="urn:schemas-microsoft-com:office:office" xmlns:r="http://schemas.openxmlformats.org/officeDocument/2006/relationships" xmlns:m="http://schemas.openxmlformats.org/officeDocument/2006/math" xmlns:v="urn:schemas-microsoft-com:vml" xmlns:wp="http://schemas.openxmlformats.org/drawingml/2006/wordprocessingDrawing" xmlns:w10="urn:schemas-microsoft-com:office:word" xmlns:w="http://schemas.openxmlformats.org/wordprocessingml/2006/main" xmlns:wne="http://schemas.microsoft.com/office/word/2006/wordml" xmlns:sl="http://schemas.openxmlformats.org/schemaLibrary/2006/main" xmlns:a="http://schemas.openxmlformats.org/drawingml/2006/main" xmlns:pic="http://schemas.openxmlformats.org/drawingml/2006/picture" xmlns:c="http://schemas.openxmlformats.org/drawingml/2006/chart" xmlns:lc="http://schemas.openxmlformats.org/drawingml/2006/lockedCanvas" xmlns:dgm="http://schemas.openxmlformats.org/drawingml/2006/diagram" xmlns:wps="http://schemas.microsoft.com/office/word/2010/wordprocessingShape" xmlns:wpg="http://schemas.microsoft.com/office/word/2010/wordprocessingGroup" xmlns:w14="http://schemas.microsoft.com/office/word/2010/wordml" xmlns:w15="http://schemas.microsoft.com/office/word/2012/wordml">
+<w:hdr xmlns:wpc="http://schemas.microsoft.com/office/word/2010/wordprocessingCanvas" xmlns:cx="http://schemas.microsoft.com/office/drawing/2014/chartex" xmlns:cx1="http://schemas.microsoft.com/office/drawing/2015/9/8/chartex" xmlns:mc="http://schemas.openxmlformats.org/markup-compatibility/2006" xmlns:o="urn:schemas-microsoft-com:office:office" xmlns:r="http://schemas.openxmlformats.org/officeDocument/2006/relationships" xmlns:m="http://schemas.openxmlformats.org/officeDocument/2006/math" xmlns:v="urn:schemas-microsoft-com:vml" xmlns:wp14="http://schemas.microsoft.com/office/word/2010/wordprocessingDrawing" xmlns:wp="http://schemas.openxmlformats.org/drawingml/2006/wordprocessingDrawing" xmlns:w10="urn:schemas-microsoft-com:office:word" xmlns:w="http://schemas.openxmlformats.org/wordprocessingml/2006/main" xmlns:w14="http://schemas.microsoft.com/office/word/2010/wordml" xmlns:w15="http://schemas.microsoft.com/office/word/2012/wordml" xmlns:w16se="http://schemas.microsoft.com/office/word/2015/wordml/symex" xmlns:wpg="http://schemas.microsoft.com/office/word/2010/wordprocessingGroup" xmlns:wpi="http://schemas.microsoft.com/office/word/2010/wordprocessingInk" xmlns:wne="http://schemas.microsoft.com/office/word/2006/wordml" xmlns:wps="http://schemas.microsoft.com/office/word/2010/wordprocessingShape" mc:Ignorable="w14 w15 w16se wp14">
   <w:p>
     <w:pPr>
       <w:tabs>
         <w:tab w:val="right" w:pos="8550"/>
       </w:tabs>
-      <w:rPr/>
     </w:pPr>
     <w:r>
-      <w:rPr>
-        <w:rtl w:val="0"/>
-      </w:rPr>
-      <w:t xml:space="preserve">Ann Von Holle</w:t>
-      <w:tab/>
-      <w:t xml:space="preserve">Diversity Statement</w:t>
+      <w:t>Ann Von Holle</w:t>
     </w:r>
     <w:r>
-      <w:rPr>
-        <w:rtl w:val="0"/>
-      </w:rPr>
+      <w:tab/>
+      <w:t>Diversity Statement</w:t>
     </w:r>
   </w:p>
 </w:hdr>
 </file>
 
-<file path=word/numbering.xml><?xml version="1.0" encoding="utf-8"?>
-<w:numbering xmlns:mc="http://schemas.openxmlformats.org/markup-compatibility/2006" xmlns:o="urn:schemas-microsoft-com:office:office" xmlns:r="http://schemas.openxmlformats.org/officeDocument/2006/relationships" xmlns:m="http://schemas.openxmlformats.org/officeDocument/2006/math" xmlns:v="urn:schemas-microsoft-com:vml" xmlns:wp="http://schemas.openxmlformats.org/drawingml/2006/wordprocessingDrawing" xmlns:w10="urn:schemas-microsoft-com:office:word" xmlns:w="http://schemas.openxmlformats.org/wordprocessingml/2006/main" xmlns:wne="http://schemas.microsoft.com/office/word/2006/wordml" xmlns:sl="http://schemas.openxmlformats.org/schemaLibrary/2006/main" xmlns:a="http://schemas.openxmlformats.org/drawingml/2006/main" xmlns:pic="http://schemas.openxmlformats.org/drawingml/2006/picture" xmlns:c="http://schemas.openxmlformats.org/drawingml/2006/chart" xmlns:lc="http://schemas.openxmlformats.org/drawingml/2006/lockedCanvas" xmlns:dgm="http://schemas.openxmlformats.org/drawingml/2006/diagram" xmlns:wps="http://schemas.microsoft.com/office/word/2010/wordprocessingShape" xmlns:wpg="http://schemas.microsoft.com/office/word/2010/wordprocessingGroup" xmlns:w14="http://schemas.microsoft.com/office/word/2010/wordml" xmlns:w15="http://schemas.microsoft.com/office/word/2012/wordml"/>
-</file>
-
 <file path=word/styles.xml><?xml version="1.0" encoding="utf-8"?>
-<w:styles xmlns:mc="http://schemas.openxmlformats.org/markup-compatibility/2006" xmlns:o="urn:schemas-microsoft-com:office:office" xmlns:r="http://schemas.openxmlformats.org/officeDocument/2006/relationships" xmlns:m="http://schemas.openxmlformats.org/officeDocument/2006/math" xmlns:v="urn:schemas-microsoft-com:vml" xmlns:wp="http://schemas.openxmlformats.org/drawingml/2006/wordprocessingDrawing" xmlns:w10="urn:schemas-microsoft-com:office:word" xmlns:w="http://schemas.openxmlformats.org/wordprocessingml/2006/main" xmlns:wne="http://schemas.microsoft.com/office/word/2006/wordml" xmlns:sl="http://schemas.openxmlformats.org/schemaLibrary/2006/main" xmlns:a="http://schemas.openxmlformats.org/drawingml/2006/main" xmlns:pic="http://schemas.openxmlformats.org/drawingml/2006/picture" xmlns:c="http://schemas.openxmlformats.org/drawingml/2006/chart" xmlns:lc="http://schemas.openxmlformats.org/drawingml/2006/lockedCanvas" xmlns:dgm="http://schemas.openxmlformats.org/drawingml/2006/diagram" xmlns:wps="http://schemas.microsoft.com/office/word/2010/wordprocessingShape" xmlns:wpg="http://schemas.microsoft.com/office/word/2010/wordprocessingGroup" xmlns:w14="http://schemas.microsoft.com/office/word/2010/wordml" xmlns:w15="http://schemas.microsoft.com/office/word/2012/wordml">
+<w:styles xmlns:mc="http://schemas.openxmlformats.org/markup-compatibility/2006" xmlns:r="http://schemas.openxmlformats.org/officeDocument/2006/relationships" xmlns:w="http://schemas.openxmlformats.org/wordprocessingml/2006/main" xmlns:w14="http://schemas.microsoft.com/office/word/2010/wordml" xmlns:w15="http://schemas.microsoft.com/office/word/2012/wordml" xmlns:w16se="http://schemas.microsoft.com/office/word/2015/wordml/symex" mc:Ignorable="w14 w15 w16se">
   <w:docDefaults>
     <w:rPrDefault>
       <w:rPr>
-        <w:rFonts w:ascii="Arial" w:cs="Arial" w:eastAsia="Arial" w:hAnsi="Arial"/>
+        <w:rFonts w:ascii="Arial" w:eastAsia="Arial" w:hAnsi="Arial" w:cs="Arial"/>
         <w:sz w:val="22"/>
         <w:szCs w:val="22"/>
-        <w:lang w:val="en"/>
+        <w:lang w:val="en" w:eastAsia="en-US" w:bidi="ar-SA"/>
       </w:rPr>
     </w:rPrDefault>
     <w:pPrDefault>
@@ -198,20 +352,391 @@
       </w:pPr>
     </w:pPrDefault>
   </w:docDefaults>
-  <w:style w:type="paragraph" w:styleId="Normal" w:default="1">
-    <w:name w:val="normal"/>
-  </w:style>
-  <w:style w:type="table" w:styleId="TableNormal" w:default="1">
-    <w:name w:val="Table Normal"/>
+  <w:latentStyles w:defLockedState="0" w:defUIPriority="99" w:defSemiHidden="0" w:defUnhideWhenUsed="0" w:defQFormat="0" w:count="371">
+    <w:lsdException w:name="Normal" w:uiPriority="0" w:qFormat="1"/>
+    <w:lsdException w:name="heading 1" w:uiPriority="9" w:qFormat="1"/>
+    <w:lsdException w:name="heading 2" w:semiHidden="1" w:uiPriority="9" w:unhideWhenUsed="1" w:qFormat="1"/>
+    <w:lsdException w:name="heading 3" w:semiHidden="1" w:uiPriority="9" w:unhideWhenUsed="1" w:qFormat="1"/>
+    <w:lsdException w:name="heading 4" w:semiHidden="1" w:uiPriority="9" w:unhideWhenUsed="1" w:qFormat="1"/>
+    <w:lsdException w:name="heading 5" w:semiHidden="1" w:uiPriority="9" w:unhideWhenUsed="1" w:qFormat="1"/>
+    <w:lsdException w:name="heading 6" w:semiHidden="1" w:uiPriority="9" w:unhideWhenUsed="1" w:qFormat="1"/>
+    <w:lsdException w:name="heading 7" w:semiHidden="1" w:uiPriority="9" w:unhideWhenUsed="1" w:qFormat="1"/>
+    <w:lsdException w:name="heading 8" w:semiHidden="1" w:uiPriority="9" w:unhideWhenUsed="1" w:qFormat="1"/>
+    <w:lsdException w:name="heading 9" w:semiHidden="1" w:uiPriority="9" w:unhideWhenUsed="1" w:qFormat="1"/>
+    <w:lsdException w:name="index 1" w:semiHidden="1" w:unhideWhenUsed="1"/>
+    <w:lsdException w:name="index 2" w:semiHidden="1" w:unhideWhenUsed="1"/>
+    <w:lsdException w:name="index 3" w:semiHidden="1" w:unhideWhenUsed="1"/>
+    <w:lsdException w:name="index 4" w:semiHidden="1" w:unhideWhenUsed="1"/>
+    <w:lsdException w:name="index 5" w:semiHidden="1" w:unhideWhenUsed="1"/>
+    <w:lsdException w:name="index 6" w:semiHidden="1" w:unhideWhenUsed="1"/>
+    <w:lsdException w:name="index 7" w:semiHidden="1" w:unhideWhenUsed="1"/>
+    <w:lsdException w:name="index 8" w:semiHidden="1" w:unhideWhenUsed="1"/>
+    <w:lsdException w:name="index 9" w:semiHidden="1" w:unhideWhenUsed="1"/>
+    <w:lsdException w:name="toc 1" w:semiHidden="1" w:uiPriority="39" w:unhideWhenUsed="1"/>
+    <w:lsdException w:name="toc 2" w:semiHidden="1" w:uiPriority="39" w:unhideWhenUsed="1"/>
+    <w:lsdException w:name="toc 3" w:semiHidden="1" w:uiPriority="39" w:unhideWhenUsed="1"/>
+    <w:lsdException w:name="toc 4" w:semiHidden="1" w:uiPriority="39" w:unhideWhenUsed="1"/>
+    <w:lsdException w:name="toc 5" w:semiHidden="1" w:uiPriority="39" w:unhideWhenUsed="1"/>
+    <w:lsdException w:name="toc 6" w:semiHidden="1" w:uiPriority="39" w:unhideWhenUsed="1"/>
+    <w:lsdException w:name="toc 7" w:semiHidden="1" w:uiPriority="39" w:unhideWhenUsed="1"/>
+    <w:lsdException w:name="toc 8" w:semiHidden="1" w:uiPriority="39" w:unhideWhenUsed="1"/>
+    <w:lsdException w:name="toc 9" w:semiHidden="1" w:uiPriority="39" w:unhideWhenUsed="1"/>
+    <w:lsdException w:name="Normal Indent" w:semiHidden="1" w:unhideWhenUsed="1"/>
+    <w:lsdException w:name="footnote text" w:semiHidden="1" w:unhideWhenUsed="1"/>
+    <w:lsdException w:name="annotation text" w:semiHidden="1" w:unhideWhenUsed="1"/>
+    <w:lsdException w:name="header" w:semiHidden="1" w:unhideWhenUsed="1"/>
+    <w:lsdException w:name="footer" w:semiHidden="1" w:unhideWhenUsed="1"/>
+    <w:lsdException w:name="index heading" w:semiHidden="1" w:unhideWhenUsed="1"/>
+    <w:lsdException w:name="caption" w:semiHidden="1" w:uiPriority="35" w:unhideWhenUsed="1" w:qFormat="1"/>
+    <w:lsdException w:name="table of figures" w:semiHidden="1" w:unhideWhenUsed="1"/>
+    <w:lsdException w:name="envelope address" w:semiHidden="1" w:unhideWhenUsed="1"/>
+    <w:lsdException w:name="envelope return" w:semiHidden="1" w:unhideWhenUsed="1"/>
+    <w:lsdException w:name="footnote reference" w:semiHidden="1" w:unhideWhenUsed="1"/>
+    <w:lsdException w:name="annotation reference" w:semiHidden="1" w:unhideWhenUsed="1"/>
+    <w:lsdException w:name="line number" w:semiHidden="1" w:unhideWhenUsed="1"/>
+    <w:lsdException w:name="page number" w:semiHidden="1" w:unhideWhenUsed="1"/>
+    <w:lsdException w:name="endnote reference" w:semiHidden="1" w:unhideWhenUsed="1"/>
+    <w:lsdException w:name="endnote text" w:semiHidden="1" w:unhideWhenUsed="1"/>
+    <w:lsdException w:name="table of authorities" w:semiHidden="1" w:unhideWhenUsed="1"/>
+    <w:lsdException w:name="macro" w:semiHidden="1" w:unhideWhenUsed="1"/>
+    <w:lsdException w:name="toa heading" w:semiHidden="1" w:unhideWhenUsed="1"/>
+    <w:lsdException w:name="List" w:semiHidden="1" w:unhideWhenUsed="1"/>
+    <w:lsdException w:name="List Bullet" w:semiHidden="1" w:unhideWhenUsed="1"/>
+    <w:lsdException w:name="List Number" w:semiHidden="1" w:unhideWhenUsed="1"/>
+    <w:lsdException w:name="List 2" w:semiHidden="1" w:unhideWhenUsed="1"/>
+    <w:lsdException w:name="List 3" w:semiHidden="1" w:unhideWhenUsed="1"/>
+    <w:lsdException w:name="List 4" w:semiHidden="1" w:unhideWhenUsed="1"/>
+    <w:lsdException w:name="List 5" w:semiHidden="1" w:unhideWhenUsed="1"/>
+    <w:lsdException w:name="List Bullet 2" w:semiHidden="1" w:unhideWhenUsed="1"/>
+    <w:lsdException w:name="List Bullet 3" w:semiHidden="1" w:unhideWhenUsed="1"/>
+    <w:lsdException w:name="List Bullet 4" w:semiHidden="1" w:unhideWhenUsed="1"/>
+    <w:lsdException w:name="List Bullet 5" w:semiHidden="1" w:unhideWhenUsed="1"/>
+    <w:lsdException w:name="List Number 2" w:semiHidden="1" w:unhideWhenUsed="1"/>
+    <w:lsdException w:name="List Number 3" w:semiHidden="1" w:unhideWhenUsed="1"/>
+    <w:lsdException w:name="List Number 4" w:semiHidden="1" w:unhideWhenUsed="1"/>
+    <w:lsdException w:name="List Number 5" w:semiHidden="1" w:unhideWhenUsed="1"/>
+    <w:lsdException w:name="Title" w:uiPriority="10" w:qFormat="1"/>
+    <w:lsdException w:name="Closing" w:semiHidden="1" w:unhideWhenUsed="1"/>
+    <w:lsdException w:name="Signature" w:semiHidden="1" w:unhideWhenUsed="1"/>
+    <w:lsdException w:name="Default Paragraph Font" w:semiHidden="1" w:uiPriority="1" w:unhideWhenUsed="1"/>
+    <w:lsdException w:name="Body Text" w:semiHidden="1" w:unhideWhenUsed="1"/>
+    <w:lsdException w:name="Body Text Indent" w:semiHidden="1" w:unhideWhenUsed="1"/>
+    <w:lsdException w:name="List Continue" w:semiHidden="1" w:unhideWhenUsed="1"/>
+    <w:lsdException w:name="List Continue 2" w:semiHidden="1" w:unhideWhenUsed="1"/>
+    <w:lsdException w:name="List Continue 3" w:semiHidden="1" w:unhideWhenUsed="1"/>
+    <w:lsdException w:name="List Continue 4" w:semiHidden="1" w:unhideWhenUsed="1"/>
+    <w:lsdException w:name="List Continue 5" w:semiHidden="1" w:unhideWhenUsed="1"/>
+    <w:lsdException w:name="Message Header" w:semiHidden="1" w:unhideWhenUsed="1"/>
+    <w:lsdException w:name="Subtitle" w:uiPriority="11" w:qFormat="1"/>
+    <w:lsdException w:name="Salutation" w:semiHidden="1" w:unhideWhenUsed="1"/>
+    <w:lsdException w:name="Date" w:semiHidden="1" w:unhideWhenUsed="1"/>
+    <w:lsdException w:name="Body Text First Indent" w:semiHidden="1" w:unhideWhenUsed="1"/>
+    <w:lsdException w:name="Body Text First Indent 2" w:semiHidden="1" w:unhideWhenUsed="1"/>
+    <w:lsdException w:name="Note Heading" w:semiHidden="1" w:unhideWhenUsed="1"/>
+    <w:lsdException w:name="Body Text 2" w:semiHidden="1" w:unhideWhenUsed="1"/>
+    <w:lsdException w:name="Body Text 3" w:semiHidden="1" w:unhideWhenUsed="1"/>
+    <w:lsdException w:name="Body Text Indent 2" w:semiHidden="1" w:unhideWhenUsed="1"/>
+    <w:lsdException w:name="Body Text Indent 3" w:semiHidden="1" w:unhideWhenUsed="1"/>
+    <w:lsdException w:name="Block Text" w:semiHidden="1" w:unhideWhenUsed="1"/>
+    <w:lsdException w:name="Hyperlink" w:semiHidden="1" w:unhideWhenUsed="1"/>
+    <w:lsdException w:name="FollowedHyperlink" w:semiHidden="1" w:unhideWhenUsed="1"/>
+    <w:lsdException w:name="Strong" w:uiPriority="22" w:qFormat="1"/>
+    <w:lsdException w:name="Emphasis" w:uiPriority="20" w:qFormat="1"/>
+    <w:lsdException w:name="Document Map" w:semiHidden="1" w:unhideWhenUsed="1"/>
+    <w:lsdException w:name="Plain Text" w:semiHidden="1" w:unhideWhenUsed="1"/>
+    <w:lsdException w:name="E-mail Signature" w:semiHidden="1" w:unhideWhenUsed="1"/>
+    <w:lsdException w:name="HTML Top of Form" w:semiHidden="1" w:unhideWhenUsed="1"/>
+    <w:lsdException w:name="HTML Bottom of Form" w:semiHidden="1" w:unhideWhenUsed="1"/>
+    <w:lsdException w:name="Normal (Web)" w:semiHidden="1" w:unhideWhenUsed="1"/>
+    <w:lsdException w:name="HTML Acronym" w:semiHidden="1" w:unhideWhenUsed="1"/>
+    <w:lsdException w:name="HTML Address" w:semiHidden="1" w:unhideWhenUsed="1"/>
+    <w:lsdException w:name="HTML Cite" w:semiHidden="1" w:unhideWhenUsed="1"/>
+    <w:lsdException w:name="HTML Code" w:semiHidden="1" w:unhideWhenUsed="1"/>
+    <w:lsdException w:name="HTML Definition" w:semiHidden="1" w:unhideWhenUsed="1"/>
+    <w:lsdException w:name="HTML Keyboard" w:semiHidden="1" w:unhideWhenUsed="1"/>
+    <w:lsdException w:name="HTML Preformatted" w:semiHidden="1" w:unhideWhenUsed="1"/>
+    <w:lsdException w:name="HTML Sample" w:semiHidden="1" w:unhideWhenUsed="1"/>
+    <w:lsdException w:name="HTML Typewriter" w:semiHidden="1" w:unhideWhenUsed="1"/>
+    <w:lsdException w:name="HTML Variable" w:semiHidden="1" w:unhideWhenUsed="1"/>
+    <w:lsdException w:name="Normal Table" w:semiHidden="1" w:unhideWhenUsed="1"/>
+    <w:lsdException w:name="annotation subject" w:semiHidden="1" w:unhideWhenUsed="1"/>
+    <w:lsdException w:name="No List" w:semiHidden="1" w:unhideWhenUsed="1"/>
+    <w:lsdException w:name="Outline List 1" w:semiHidden="1" w:unhideWhenUsed="1"/>
+    <w:lsdException w:name="Outline List 2" w:semiHidden="1" w:unhideWhenUsed="1"/>
+    <w:lsdException w:name="Outline List 3" w:semiHidden="1" w:unhideWhenUsed="1"/>
+    <w:lsdException w:name="Table Simple 1" w:semiHidden="1" w:unhideWhenUsed="1"/>
+    <w:lsdException w:name="Table Simple 2" w:semiHidden="1" w:unhideWhenUsed="1"/>
+    <w:lsdException w:name="Table Simple 3" w:semiHidden="1" w:unhideWhenUsed="1"/>
+    <w:lsdException w:name="Table Classic 1" w:semiHidden="1" w:unhideWhenUsed="1"/>
+    <w:lsdException w:name="Table Classic 2" w:semiHidden="1" w:unhideWhenUsed="1"/>
+    <w:lsdException w:name="Table Classic 3" w:semiHidden="1" w:unhideWhenUsed="1"/>
+    <w:lsdException w:name="Table Classic 4" w:semiHidden="1" w:unhideWhenUsed="1"/>
+    <w:lsdException w:name="Table Colorful 1" w:semiHidden="1" w:unhideWhenUsed="1"/>
+    <w:lsdException w:name="Table Colorful 2" w:semiHidden="1" w:unhideWhenUsed="1"/>
+    <w:lsdException w:name="Table Colorful 3" w:semiHidden="1" w:unhideWhenUsed="1"/>
+    <w:lsdException w:name="Table Columns 1" w:semiHidden="1" w:unhideWhenUsed="1"/>
+    <w:lsdException w:name="Table Columns 2" w:semiHidden="1" w:unhideWhenUsed="1"/>
+    <w:lsdException w:name="Table Columns 3" w:semiHidden="1" w:unhideWhenUsed="1"/>
+    <w:lsdException w:name="Table Columns 4" w:semiHidden="1" w:unhideWhenUsed="1"/>
+    <w:lsdException w:name="Table Columns 5" w:semiHidden="1" w:unhideWhenUsed="1"/>
+    <w:lsdException w:name="Table Grid 1" w:semiHidden="1" w:unhideWhenUsed="1"/>
+    <w:lsdException w:name="Table Grid 2" w:semiHidden="1" w:unhideWhenUsed="1"/>
+    <w:lsdException w:name="Table Grid 3" w:semiHidden="1" w:unhideWhenUsed="1"/>
+    <w:lsdException w:name="Table Grid 4" w:semiHidden="1" w:unhideWhenUsed="1"/>
+    <w:lsdException w:name="Table Grid 5" w:semiHidden="1" w:unhideWhenUsed="1"/>
+    <w:lsdException w:name="Table Grid 6" w:semiHidden="1" w:unhideWhenUsed="1"/>
+    <w:lsdException w:name="Table Grid 7" w:semiHidden="1" w:unhideWhenUsed="1"/>
+    <w:lsdException w:name="Table Grid 8" w:semiHidden="1" w:unhideWhenUsed="1"/>
+    <w:lsdException w:name="Table List 1" w:semiHidden="1" w:unhideWhenUsed="1"/>
+    <w:lsdException w:name="Table List 2" w:semiHidden="1" w:unhideWhenUsed="1"/>
+    <w:lsdException w:name="Table List 3" w:semiHidden="1" w:unhideWhenUsed="1"/>
+    <w:lsdException w:name="Table List 4" w:semiHidden="1" w:unhideWhenUsed="1"/>
+    <w:lsdException w:name="Table List 5" w:semiHidden="1" w:unhideWhenUsed="1"/>
+    <w:lsdException w:name="Table List 6" w:semiHidden="1" w:unhideWhenUsed="1"/>
+    <w:lsdException w:name="Table List 7" w:semiHidden="1" w:unhideWhenUsed="1"/>
+    <w:lsdException w:name="Table List 8" w:semiHidden="1" w:unhideWhenUsed="1"/>
+    <w:lsdException w:name="Table 3D effects 1" w:semiHidden="1" w:unhideWhenUsed="1"/>
+    <w:lsdException w:name="Table 3D effects 2" w:semiHidden="1" w:unhideWhenUsed="1"/>
+    <w:lsdException w:name="Table 3D effects 3" w:semiHidden="1" w:unhideWhenUsed="1"/>
+    <w:lsdException w:name="Table Contemporary" w:semiHidden="1" w:unhideWhenUsed="1"/>
+    <w:lsdException w:name="Table Elegant" w:semiHidden="1" w:unhideWhenUsed="1"/>
+    <w:lsdException w:name="Table Professional" w:semiHidden="1" w:unhideWhenUsed="1"/>
+    <w:lsdException w:name="Table Subtle 1" w:semiHidden="1" w:unhideWhenUsed="1"/>
+    <w:lsdException w:name="Table Subtle 2" w:semiHidden="1" w:unhideWhenUsed="1"/>
+    <w:lsdException w:name="Table Web 1" w:semiHidden="1" w:unhideWhenUsed="1"/>
+    <w:lsdException w:name="Table Web 2" w:semiHidden="1" w:unhideWhenUsed="1"/>
+    <w:lsdException w:name="Table Web 3" w:semiHidden="1" w:unhideWhenUsed="1"/>
+    <w:lsdException w:name="Balloon Text" w:semiHidden="1" w:unhideWhenUsed="1"/>
+    <w:lsdException w:name="Table Grid" w:uiPriority="39"/>
+    <w:lsdException w:name="Table Theme" w:semiHidden="1" w:unhideWhenUsed="1"/>
+    <w:lsdException w:name="Placeholder Text" w:semiHidden="1"/>
+    <w:lsdException w:name="No Spacing" w:uiPriority="1" w:qFormat="1"/>
+    <w:lsdException w:name="Light Shading" w:uiPriority="60"/>
+    <w:lsdException w:name="Light List" w:uiPriority="61"/>
+    <w:lsdException w:name="Light Grid" w:uiPriority="62"/>
+    <w:lsdException w:name="Medium Shading 1" w:uiPriority="63"/>
+    <w:lsdException w:name="Medium Shading 2" w:uiPriority="64"/>
+    <w:lsdException w:name="Medium List 1" w:uiPriority="65"/>
+    <w:lsdException w:name="Medium List 2" w:uiPriority="66"/>
+    <w:lsdException w:name="Medium Grid 1" w:uiPriority="67"/>
+    <w:lsdException w:name="Medium Grid 2" w:uiPriority="68"/>
+    <w:lsdException w:name="Medium Grid 3" w:uiPriority="69"/>
+    <w:lsdException w:name="Dark List" w:uiPriority="70"/>
+    <w:lsdException w:name="Colorful Shading" w:uiPriority="71"/>
+    <w:lsdException w:name="Colorful List" w:uiPriority="72"/>
+    <w:lsdException w:name="Colorful Grid" w:uiPriority="73"/>
+    <w:lsdException w:name="Light Shading Accent 1" w:uiPriority="60"/>
+    <w:lsdException w:name="Light List Accent 1" w:uiPriority="61"/>
+    <w:lsdException w:name="Light Grid Accent 1" w:uiPriority="62"/>
+    <w:lsdException w:name="Medium Shading 1 Accent 1" w:uiPriority="63"/>
+    <w:lsdException w:name="Medium Shading 2 Accent 1" w:uiPriority="64"/>
+    <w:lsdException w:name="Medium List 1 Accent 1" w:uiPriority="65"/>
+    <w:lsdException w:name="Revision" w:semiHidden="1"/>
+    <w:lsdException w:name="List Paragraph" w:uiPriority="34" w:qFormat="1"/>
+    <w:lsdException w:name="Quote" w:uiPriority="29" w:qFormat="1"/>
+    <w:lsdException w:name="Intense Quote" w:uiPriority="30" w:qFormat="1"/>
+    <w:lsdException w:name="Medium List 2 Accent 1" w:uiPriority="66"/>
+    <w:lsdException w:name="Medium Grid 1 Accent 1" w:uiPriority="67"/>
+    <w:lsdException w:name="Medium Grid 2 Accent 1" w:uiPriority="68"/>
+    <w:lsdException w:name="Medium Grid 3 Accent 1" w:uiPriority="69"/>
+    <w:lsdException w:name="Dark List Accent 1" w:uiPriority="70"/>
+    <w:lsdException w:name="Colorful Shading Accent 1" w:uiPriority="71"/>
+    <w:lsdException w:name="Colorful List Accent 1" w:uiPriority="72"/>
+    <w:lsdException w:name="Colorful Grid Accent 1" w:uiPriority="73"/>
+    <w:lsdException w:name="Light Shading Accent 2" w:uiPriority="60"/>
+    <w:lsdException w:name="Light List Accent 2" w:uiPriority="61"/>
+    <w:lsdException w:name="Light Grid Accent 2" w:uiPriority="62"/>
+    <w:lsdException w:name="Medium Shading 1 Accent 2" w:uiPriority="63"/>
+    <w:lsdException w:name="Medium Shading 2 Accent 2" w:uiPriority="64"/>
+    <w:lsdException w:name="Medium List 1 Accent 2" w:uiPriority="65"/>
+    <w:lsdException w:name="Medium List 2 Accent 2" w:uiPriority="66"/>
+    <w:lsdException w:name="Medium Grid 1 Accent 2" w:uiPriority="67"/>
+    <w:lsdException w:name="Medium Grid 2 Accent 2" w:uiPriority="68"/>
+    <w:lsdException w:name="Medium Grid 3 Accent 2" w:uiPriority="69"/>
+    <w:lsdException w:name="Dark List Accent 2" w:uiPriority="70"/>
+    <w:lsdException w:name="Colorful Shading Accent 2" w:uiPriority="71"/>
+    <w:lsdException w:name="Colorful List Accent 2" w:uiPriority="72"/>
+    <w:lsdException w:name="Colorful Grid Accent 2" w:uiPriority="73"/>
+    <w:lsdException w:name="Light Shading Accent 3" w:uiPriority="60"/>
+    <w:lsdException w:name="Light List Accent 3" w:uiPriority="61"/>
+    <w:lsdException w:name="Light Grid Accent 3" w:uiPriority="62"/>
+    <w:lsdException w:name="Medium Shading 1 Accent 3" w:uiPriority="63"/>
+    <w:lsdException w:name="Medium Shading 2 Accent 3" w:uiPriority="64"/>
+    <w:lsdException w:name="Medium List 1 Accent 3" w:uiPriority="65"/>
+    <w:lsdException w:name="Medium List 2 Accent 3" w:uiPriority="66"/>
+    <w:lsdException w:name="Medium Grid 1 Accent 3" w:uiPriority="67"/>
+    <w:lsdException w:name="Medium Grid 2 Accent 3" w:uiPriority="68"/>
+    <w:lsdException w:name="Medium Grid 3 Accent 3" w:uiPriority="69"/>
+    <w:lsdException w:name="Dark List Accent 3" w:uiPriority="70"/>
+    <w:lsdException w:name="Colorful Shading Accent 3" w:uiPriority="71"/>
+    <w:lsdException w:name="Colorful List Accent 3" w:uiPriority="72"/>
+    <w:lsdException w:name="Colorful Grid Accent 3" w:uiPriority="73"/>
+    <w:lsdException w:name="Light Shading Accent 4" w:uiPriority="60"/>
+    <w:lsdException w:name="Light List Accent 4" w:uiPriority="61"/>
+    <w:lsdException w:name="Light Grid Accent 4" w:uiPriority="62"/>
+    <w:lsdException w:name="Medium Shading 1 Accent 4" w:uiPriority="63"/>
+    <w:lsdException w:name="Medium Shading 2 Accent 4" w:uiPriority="64"/>
+    <w:lsdException w:name="Medium List 1 Accent 4" w:uiPriority="65"/>
+    <w:lsdException w:name="Medium List 2 Accent 4" w:uiPriority="66"/>
+    <w:lsdException w:name="Medium Grid 1 Accent 4" w:uiPriority="67"/>
+    <w:lsdException w:name="Medium Grid 2 Accent 4" w:uiPriority="68"/>
+    <w:lsdException w:name="Medium Grid 3 Accent 4" w:uiPriority="69"/>
+    <w:lsdException w:name="Dark List Accent 4" w:uiPriority="70"/>
+    <w:lsdException w:name="Colorful Shading Accent 4" w:uiPriority="71"/>
+    <w:lsdException w:name="Colorful List Accent 4" w:uiPriority="72"/>
+    <w:lsdException w:name="Colorful Grid Accent 4" w:uiPriority="73"/>
+    <w:lsdException w:name="Light Shading Accent 5" w:uiPriority="60"/>
+    <w:lsdException w:name="Light List Accent 5" w:uiPriority="61"/>
+    <w:lsdException w:name="Light Grid Accent 5" w:uiPriority="62"/>
+    <w:lsdException w:name="Medium Shading 1 Accent 5" w:uiPriority="63"/>
+    <w:lsdException w:name="Medium Shading 2 Accent 5" w:uiPriority="64"/>
+    <w:lsdException w:name="Medium List 1 Accent 5" w:uiPriority="65"/>
+    <w:lsdException w:name="Medium List 2 Accent 5" w:uiPriority="66"/>
+    <w:lsdException w:name="Medium Grid 1 Accent 5" w:uiPriority="67"/>
+    <w:lsdException w:name="Medium Grid 2 Accent 5" w:uiPriority="68"/>
+    <w:lsdException w:name="Medium Grid 3 Accent 5" w:uiPriority="69"/>
+    <w:lsdException w:name="Dark List Accent 5" w:uiPriority="70"/>
+    <w:lsdException w:name="Colorful Shading Accent 5" w:uiPriority="71"/>
+    <w:lsdException w:name="Colorful List Accent 5" w:uiPriority="72"/>
+    <w:lsdException w:name="Colorful Grid Accent 5" w:uiPriority="73"/>
+    <w:lsdException w:name="Light Shading Accent 6" w:uiPriority="60"/>
+    <w:lsdException w:name="Light List Accent 6" w:uiPriority="61"/>
+    <w:lsdException w:name="Light Grid Accent 6" w:uiPriority="62"/>
+    <w:lsdException w:name="Medium Shading 1 Accent 6" w:uiPriority="63"/>
+    <w:lsdException w:name="Medium Shading 2 Accent 6" w:uiPriority="64"/>
+    <w:lsdException w:name="Medium List 1 Accent 6" w:uiPriority="65"/>
+    <w:lsdException w:name="Medium List 2 Accent 6" w:uiPriority="66"/>
+    <w:lsdException w:name="Medium Grid 1 Accent 6" w:uiPriority="67"/>
+    <w:lsdException w:name="Medium Grid 2 Accent 6" w:uiPriority="68"/>
+    <w:lsdException w:name="Medium Grid 3 Accent 6" w:uiPriority="69"/>
+    <w:lsdException w:name="Dark List Accent 6" w:uiPriority="70"/>
+    <w:lsdException w:name="Colorful Shading Accent 6" w:uiPriority="71"/>
+    <w:lsdException w:name="Colorful List Accent 6" w:uiPriority="72"/>
+    <w:lsdException w:name="Colorful Grid Accent 6" w:uiPriority="73"/>
+    <w:lsdException w:name="Subtle Emphasis" w:uiPriority="19" w:qFormat="1"/>
+    <w:lsdException w:name="Intense Emphasis" w:uiPriority="21" w:qFormat="1"/>
+    <w:lsdException w:name="Subtle Reference" w:uiPriority="31" w:qFormat="1"/>
+    <w:lsdException w:name="Intense Reference" w:uiPriority="32" w:qFormat="1"/>
+    <w:lsdException w:name="Book Title" w:uiPriority="33" w:qFormat="1"/>
+    <w:lsdException w:name="Bibliography" w:semiHidden="1" w:uiPriority="37" w:unhideWhenUsed="1"/>
+    <w:lsdException w:name="TOC Heading" w:semiHidden="1" w:uiPriority="39" w:unhideWhenUsed="1" w:qFormat="1"/>
+    <w:lsdException w:name="Plain Table 1" w:uiPriority="41"/>
+    <w:lsdException w:name="Plain Table 2" w:uiPriority="42"/>
+    <w:lsdException w:name="Plain Table 3" w:uiPriority="43"/>
+    <w:lsdException w:name="Plain Table 4" w:uiPriority="44"/>
+    <w:lsdException w:name="Plain Table 5" w:uiPriority="45"/>
+    <w:lsdException w:name="Grid Table Light" w:uiPriority="40"/>
+    <w:lsdException w:name="Grid Table 1 Light" w:uiPriority="46"/>
+    <w:lsdException w:name="Grid Table 2" w:uiPriority="47"/>
+    <w:lsdException w:name="Grid Table 3" w:uiPriority="48"/>
+    <w:lsdException w:name="Grid Table 4" w:uiPriority="49"/>
+    <w:lsdException w:name="Grid Table 5 Dark" w:uiPriority="50"/>
+    <w:lsdException w:name="Grid Table 6 Colorful" w:uiPriority="51"/>
+    <w:lsdException w:name="Grid Table 7 Colorful" w:uiPriority="52"/>
+    <w:lsdException w:name="Grid Table 1 Light Accent 1" w:uiPriority="46"/>
+    <w:lsdException w:name="Grid Table 2 Accent 1" w:uiPriority="47"/>
+    <w:lsdException w:name="Grid Table 3 Accent 1" w:uiPriority="48"/>
+    <w:lsdException w:name="Grid Table 4 Accent 1" w:uiPriority="49"/>
+    <w:lsdException w:name="Grid Table 5 Dark Accent 1" w:uiPriority="50"/>
+    <w:lsdException w:name="Grid Table 6 Colorful Accent 1" w:uiPriority="51"/>
+    <w:lsdException w:name="Grid Table 7 Colorful Accent 1" w:uiPriority="52"/>
+    <w:lsdException w:name="Grid Table 1 Light Accent 2" w:uiPriority="46"/>
+    <w:lsdException w:name="Grid Table 2 Accent 2" w:uiPriority="47"/>
+    <w:lsdException w:name="Grid Table 3 Accent 2" w:uiPriority="48"/>
+    <w:lsdException w:name="Grid Table 4 Accent 2" w:uiPriority="49"/>
+    <w:lsdException w:name="Grid Table 5 Dark Accent 2" w:uiPriority="50"/>
+    <w:lsdException w:name="Grid Table 6 Colorful Accent 2" w:uiPriority="51"/>
+    <w:lsdException w:name="Grid Table 7 Colorful Accent 2" w:uiPriority="52"/>
+    <w:lsdException w:name="Grid Table 1 Light Accent 3" w:uiPriority="46"/>
+    <w:lsdException w:name="Grid Table 2 Accent 3" w:uiPriority="47"/>
+    <w:lsdException w:name="Grid Table 3 Accent 3" w:uiPriority="48"/>
+    <w:lsdException w:name="Grid Table 4 Accent 3" w:uiPriority="49"/>
+    <w:lsdException w:name="Grid Table 5 Dark Accent 3" w:uiPriority="50"/>
+    <w:lsdException w:name="Grid Table 6 Colorful Accent 3" w:uiPriority="51"/>
+    <w:lsdException w:name="Grid Table 7 Colorful Accent 3" w:uiPriority="52"/>
+    <w:lsdException w:name="Grid Table 1 Light Accent 4" w:uiPriority="46"/>
+    <w:lsdException w:name="Grid Table 2 Accent 4" w:uiPriority="47"/>
+    <w:lsdException w:name="Grid Table 3 Accent 4" w:uiPriority="48"/>
+    <w:lsdException w:name="Grid Table 4 Accent 4" w:uiPriority="49"/>
+    <w:lsdException w:name="Grid Table 5 Dark Accent 4" w:uiPriority="50"/>
+    <w:lsdException w:name="Grid Table 6 Colorful Accent 4" w:uiPriority="51"/>
+    <w:lsdException w:name="Grid Table 7 Colorful Accent 4" w:uiPriority="52"/>
+    <w:lsdException w:name="Grid Table 1 Light Accent 5" w:uiPriority="46"/>
+    <w:lsdException w:name="Grid Table 2 Accent 5" w:uiPriority="47"/>
+    <w:lsdException w:name="Grid Table 3 Accent 5" w:uiPriority="48"/>
+    <w:lsdException w:name="Grid Table 4 Accent 5" w:uiPriority="49"/>
+    <w:lsdException w:name="Grid Table 5 Dark Accent 5" w:uiPriority="50"/>
+    <w:lsdException w:name="Grid Table 6 Colorful Accent 5" w:uiPriority="51"/>
+    <w:lsdException w:name="Grid Table 7 Colorful Accent 5" w:uiPriority="52"/>
+    <w:lsdException w:name="Grid Table 1 Light Accent 6" w:uiPriority="46"/>
+    <w:lsdException w:name="Grid Table 2 Accent 6" w:uiPriority="47"/>
+    <w:lsdException w:name="Grid Table 3 Accent 6" w:uiPriority="48"/>
+    <w:lsdException w:name="Grid Table 4 Accent 6" w:uiPriority="49"/>
+    <w:lsdException w:name="Grid Table 5 Dark Accent 6" w:uiPriority="50"/>
+    <w:lsdException w:name="Grid Table 6 Colorful Accent 6" w:uiPriority="51"/>
+    <w:lsdException w:name="Grid Table 7 Colorful Accent 6" w:uiPriority="52"/>
+    <w:lsdException w:name="List Table 1 Light" w:uiPriority="46"/>
+    <w:lsdException w:name="List Table 2" w:uiPriority="47"/>
+    <w:lsdException w:name="List Table 3" w:uiPriority="48"/>
+    <w:lsdException w:name="List Table 4" w:uiPriority="49"/>
+    <w:lsdException w:name="List Table 5 Dark" w:uiPriority="50"/>
+    <w:lsdException w:name="List Table 6 Colorful" w:uiPriority="51"/>
+    <w:lsdException w:name="List Table 7 Colorful" w:uiPriority="52"/>
+    <w:lsdException w:name="List Table 1 Light Accent 1" w:uiPriority="46"/>
+    <w:lsdException w:name="List Table 2 Accent 1" w:uiPriority="47"/>
+    <w:lsdException w:name="List Table 3 Accent 1" w:uiPriority="48"/>
+    <w:lsdException w:name="List Table 4 Accent 1" w:uiPriority="49"/>
+    <w:lsdException w:name="List Table 5 Dark Accent 1" w:uiPriority="50"/>
+    <w:lsdException w:name="List Table 6 Colorful Accent 1" w:uiPriority="51"/>
+    <w:lsdException w:name="List Table 7 Colorful Accent 1" w:uiPriority="52"/>
+    <w:lsdException w:name="List Table 1 Light Accent 2" w:uiPriority="46"/>
+    <w:lsdException w:name="List Table 2 Accent 2" w:uiPriority="47"/>
+    <w:lsdException w:name="List Table 3 Accent 2" w:uiPriority="48"/>
+    <w:lsdException w:name="List Table 4 Accent 2" w:uiPriority="49"/>
+    <w:lsdException w:name="List Table 5 Dark Accent 2" w:uiPriority="50"/>
+    <w:lsdException w:name="List Table 6 Colorful Accent 2" w:uiPriority="51"/>
+    <w:lsdException w:name="List Table 7 Colorful Accent 2" w:uiPriority="52"/>
+    <w:lsdException w:name="List Table 1 Light Accent 3" w:uiPriority="46"/>
+    <w:lsdException w:name="List Table 2 Accent 3" w:uiPriority="47"/>
+    <w:lsdException w:name="List Table 3 Accent 3" w:uiPriority="48"/>
+    <w:lsdException w:name="List Table 4 Accent 3" w:uiPriority="49"/>
+    <w:lsdException w:name="List Table 5 Dark Accent 3" w:uiPriority="50"/>
+    <w:lsdException w:name="List Table 6 Colorful Accent 3" w:uiPriority="51"/>
+    <w:lsdException w:name="List Table 7 Colorful Accent 3" w:uiPriority="52"/>
+    <w:lsdException w:name="List Table 1 Light Accent 4" w:uiPriority="46"/>
+    <w:lsdException w:name="List Table 2 Accent 4" w:uiPriority="47"/>
+    <w:lsdException w:name="List Table 3 Accent 4" w:uiPriority="48"/>
+    <w:lsdException w:name="List Table 4 Accent 4" w:uiPriority="49"/>
+    <w:lsdException w:name="List Table 5 Dark Accent 4" w:uiPriority="50"/>
+    <w:lsdException w:name="List Table 6 Colorful Accent 4" w:uiPriority="51"/>
+    <w:lsdException w:name="List Table 7 Colorful Accent 4" w:uiPriority="52"/>
+    <w:lsdException w:name="List Table 1 Light Accent 5" w:uiPriority="46"/>
+    <w:lsdException w:name="List Table 2 Accent 5" w:uiPriority="47"/>
+    <w:lsdException w:name="List Table 3 Accent 5" w:uiPriority="48"/>
+    <w:lsdException w:name="List Table 4 Accent 5" w:uiPriority="49"/>
+    <w:lsdException w:name="List Table 5 Dark Accent 5" w:uiPriority="50"/>
+    <w:lsdException w:name="List Table 6 Colorful Accent 5" w:uiPriority="51"/>
+    <w:lsdException w:name="List Table 7 Colorful Accent 5" w:uiPriority="52"/>
+    <w:lsdException w:name="List Table 1 Light Accent 6" w:uiPriority="46"/>
+    <w:lsdException w:name="List Table 2 Accent 6" w:uiPriority="47"/>
+    <w:lsdException w:name="List Table 3 Accent 6" w:uiPriority="48"/>
+    <w:lsdException w:name="List Table 4 Accent 6" w:uiPriority="49"/>
+    <w:lsdException w:name="List Table 5 Dark Accent 6" w:uiPriority="50"/>
+    <w:lsdException w:name="List Table 6 Colorful Accent 6" w:uiPriority="51"/>
+    <w:lsdException w:name="List Table 7 Colorful Accent 6" w:uiPriority="52"/>
+  </w:latentStyles>
+  <w:style w:type="paragraph" w:default="1" w:styleId="Normal">
+    <w:name w:val="Normal"/>
   </w:style>
   <w:style w:type="paragraph" w:styleId="Heading1">
     <w:name w:val="heading 1"/>
     <w:basedOn w:val="Normal"/>
     <w:next w:val="Normal"/>
     <w:pPr>
-      <w:keepNext w:val="1"/>
-      <w:keepLines w:val="1"/>
-      <w:spacing w:after="120" w:before="400" w:lineRule="auto"/>
+      <w:keepNext/>
+      <w:keepLines/>
+      <w:spacing w:before="400" w:after="120"/>
+      <w:outlineLvl w:val="0"/>
     </w:pPr>
     <w:rPr>
       <w:sz w:val="40"/>
@@ -223,12 +748,12 @@
     <w:basedOn w:val="Normal"/>
     <w:next w:val="Normal"/>
     <w:pPr>
-      <w:keepNext w:val="1"/>
-      <w:keepLines w:val="1"/>
-      <w:spacing w:after="120" w:before="360" w:lineRule="auto"/>
+      <w:keepNext/>
+      <w:keepLines/>
+      <w:spacing w:before="360" w:after="120"/>
+      <w:outlineLvl w:val="1"/>
     </w:pPr>
     <w:rPr>
-      <w:b w:val="0"/>
       <w:sz w:val="32"/>
       <w:szCs w:val="32"/>
     </w:rPr>
@@ -238,12 +763,12 @@
     <w:basedOn w:val="Normal"/>
     <w:next w:val="Normal"/>
     <w:pPr>
-      <w:keepNext w:val="1"/>
-      <w:keepLines w:val="1"/>
-      <w:spacing w:after="80" w:before="320" w:lineRule="auto"/>
+      <w:keepNext/>
+      <w:keepLines/>
+      <w:spacing w:before="320" w:after="80"/>
+      <w:outlineLvl w:val="2"/>
     </w:pPr>
     <w:rPr>
-      <w:b w:val="0"/>
       <w:color w:val="434343"/>
       <w:sz w:val="28"/>
       <w:szCs w:val="28"/>
@@ -254,9 +779,10 @@
     <w:basedOn w:val="Normal"/>
     <w:next w:val="Normal"/>
     <w:pPr>
-      <w:keepNext w:val="1"/>
-      <w:keepLines w:val="1"/>
-      <w:spacing w:after="80" w:before="280" w:lineRule="auto"/>
+      <w:keepNext/>
+      <w:keepLines/>
+      <w:spacing w:before="280" w:after="80"/>
+      <w:outlineLvl w:val="3"/>
     </w:pPr>
     <w:rPr>
       <w:color w:val="666666"/>
@@ -269,14 +795,13 @@
     <w:basedOn w:val="Normal"/>
     <w:next w:val="Normal"/>
     <w:pPr>
-      <w:keepNext w:val="1"/>
-      <w:keepLines w:val="1"/>
-      <w:spacing w:after="80" w:before="240" w:lineRule="auto"/>
+      <w:keepNext/>
+      <w:keepLines/>
+      <w:spacing w:before="240" w:after="80"/>
+      <w:outlineLvl w:val="4"/>
     </w:pPr>
     <w:rPr>
       <w:color w:val="666666"/>
-      <w:sz w:val="22"/>
-      <w:szCs w:val="22"/>
     </w:rPr>
   </w:style>
   <w:style w:type="paragraph" w:styleId="Heading6">
@@ -284,25 +809,51 @@
     <w:basedOn w:val="Normal"/>
     <w:next w:val="Normal"/>
     <w:pPr>
-      <w:keepNext w:val="1"/>
-      <w:keepLines w:val="1"/>
-      <w:spacing w:after="80" w:before="240" w:lineRule="auto"/>
+      <w:keepNext/>
+      <w:keepLines/>
+      <w:spacing w:before="240" w:after="80"/>
+      <w:outlineLvl w:val="5"/>
     </w:pPr>
     <w:rPr>
-      <w:i w:val="1"/>
+      <w:i/>
       <w:color w:val="666666"/>
-      <w:sz w:val="22"/>
-      <w:szCs w:val="22"/>
     </w:rPr>
+  </w:style>
+  <w:style w:type="character" w:default="1" w:styleId="DefaultParagraphFont">
+    <w:name w:val="Default Paragraph Font"/>
+    <w:uiPriority w:val="1"/>
+    <w:semiHidden/>
+    <w:unhideWhenUsed/>
+  </w:style>
+  <w:style w:type="table" w:default="1" w:styleId="TableNormal">
+    <w:name w:val="Normal Table"/>
+    <w:uiPriority w:val="99"/>
+    <w:semiHidden/>
+    <w:unhideWhenUsed/>
+    <w:tblPr>
+      <w:tblInd w:w="0" w:type="dxa"/>
+      <w:tblCellMar>
+        <w:top w:w="0" w:type="dxa"/>
+        <w:left w:w="108" w:type="dxa"/>
+        <w:bottom w:w="0" w:type="dxa"/>
+        <w:right w:w="108" w:type="dxa"/>
+      </w:tblCellMar>
+    </w:tblPr>
+  </w:style>
+  <w:style w:type="numbering" w:default="1" w:styleId="NoList">
+    <w:name w:val="No List"/>
+    <w:uiPriority w:val="99"/>
+    <w:semiHidden/>
+    <w:unhideWhenUsed/>
   </w:style>
   <w:style w:type="paragraph" w:styleId="Title">
     <w:name w:val="Title"/>
     <w:basedOn w:val="Normal"/>
     <w:next w:val="Normal"/>
     <w:pPr>
-      <w:keepNext w:val="1"/>
-      <w:keepLines w:val="1"/>
-      <w:spacing w:after="60" w:before="0" w:lineRule="auto"/>
+      <w:keepNext/>
+      <w:keepLines/>
+      <w:spacing w:after="60"/>
     </w:pPr>
     <w:rPr>
       <w:sz w:val="52"/>
@@ -314,13 +865,11 @@
     <w:basedOn w:val="Normal"/>
     <w:next w:val="Normal"/>
     <w:pPr>
-      <w:keepNext w:val="1"/>
-      <w:keepLines w:val="1"/>
-      <w:spacing w:after="320" w:before="0" w:lineRule="auto"/>
+      <w:keepNext/>
+      <w:keepLines/>
+      <w:spacing w:after="320"/>
     </w:pPr>
     <w:rPr>
-      <w:rFonts w:ascii="Arial" w:cs="Arial" w:eastAsia="Arial" w:hAnsi="Arial"/>
-      <w:i w:val="0"/>
       <w:color w:val="666666"/>
       <w:sz w:val="30"/>
       <w:szCs w:val="30"/>

--- a/application/diversity statement.docx
+++ b/application/diversity statement.docx
@@ -11,14 +11,6 @@
           <w:szCs w:val="24"/>
         </w:rPr>
       </w:pPr>
-      <w:r>
-        <w:rPr>
-          <w:rFonts w:ascii="Times New Roman" w:eastAsia="Times New Roman" w:hAnsi="Times New Roman" w:cs="Times New Roman"/>
-          <w:sz w:val="24"/>
-          <w:szCs w:val="24"/>
-        </w:rPr>
-        <w:t>In reading about the three service areas present in the George Mason Center for Culture, Equity, and Empowerment, I am enthusiastic that student diversity at GMU is suppo</w:t>
-      </w:r>
       <w:bookmarkStart w:id="0" w:name="_GoBack"/>
       <w:bookmarkEnd w:id="0"/>
       <w:r>
@@ -27,7 +19,7 @@
           <w:sz w:val="24"/>
           <w:szCs w:val="24"/>
         </w:rPr>
-        <w:t>rted and celebrated. I understand, value and support how important it is to maintain c</w:t>
+        <w:t>In reading about the three service areas present in the George Mason Center for Culture, Equity, and Empowerment, I am enthusiastic that student diversity at GMU is supported and celebrated. I understand, value and support how important it is to maintain c</w:t>
       </w:r>
       <w:r>
         <w:rPr>
